--- a/public/assets/files/niestacjonarne/PRZ1.docx
+++ b/public/assets/files/niestacjonarne/PRZ1.docx
@@ -523,6 +523,7 @@
                 <w:i w:val="0"/>
                 <w:sz w:val="22"/>
               </w:rPr>
+              <w:t>I</w:t>
             </w:r>
           </w:p>
         </w:tc>
@@ -560,6 +561,7 @@
                 <w:i w:val="0"/>
                 <w:sz w:val="22"/>
               </w:rPr>
+              <w:t>obligatoryjny</w:t>
             </w:r>
           </w:p>
         </w:tc>

--- a/public/assets/files/niestacjonarne/PRZ1.docx
+++ b/public/assets/files/niestacjonarne/PRZ1.docx
@@ -681,12 +681,22 @@
         <w:tblW w:w="5000" w:type="pct"/>
       </w:tblPr>
       <w:tblGrid>
-        <w:gridCol w:w="9972"/>
+        <w:gridCol w:w="997"/>
+        <w:gridCol w:w="997"/>
+        <w:gridCol w:w="997"/>
+        <w:gridCol w:w="997"/>
+        <w:gridCol w:w="997"/>
+        <w:gridCol w:w="997"/>
+        <w:gridCol w:w="997"/>
+        <w:gridCol w:w="997"/>
+        <w:gridCol w:w="997"/>
+        <w:gridCol w:w="997"/>
       </w:tblGrid>
       <w:tr>
         <w:tc>
           <w:tcPr>
-            <w:tcW w:type="dxa" w:w="9972"/>
+            <w:tcW w:type="dxa" w:w="9970"/>
+            <w:gridSpan w:val="10"/>
             <w:shd w:val="clear" w:color="auto" w:fill="D9D9D9"/>
           </w:tcPr>
           <w:p>
@@ -701,109 +711,6 @@
                 <w:sz w:val="22"/>
               </w:rPr>
               <w:t>9.  Formy zajęć, sposób ich realizacji i przypisana im liczba godzin:</w:t>
-            </w:r>
-          </w:p>
-        </w:tc>
-      </w:tr>
-    </w:tbl>
-    <w:tbl>
-      <w:tblPr>
-        <w:tblW w:type="auto" w:w="0"/>
-        <w:tblLook w:firstColumn="1" w:firstRow="1" w:lastColumn="0" w:lastRow="0" w:noHBand="0" w:noVBand="1" w:val="04A0"/>
-        <w:tblBorders>
-          <w:top w:val="single" w:sz="4" w:space="0" w:color="000000"/>
-          <w:left w:val="single" w:sz="4" w:space="0" w:color="000000"/>
-          <w:bottom w:val="single" w:sz="4" w:space="0" w:color="000000"/>
-          <w:right w:val="single" w:sz="4" w:space="0" w:color="000000"/>
-          <w:insideH w:val="single" w:sz="4" w:space="0" w:color="000000"/>
-          <w:insideV w:val="single" w:sz="4" w:space="0" w:color="000000"/>
-        </w:tblBorders>
-        <w:tblW w:w="5000" w:type="pct"/>
-      </w:tblPr>
-      <w:tblGrid>
-        <w:gridCol w:w="2493"/>
-        <w:gridCol w:w="2493"/>
-        <w:gridCol w:w="2493"/>
-        <w:gridCol w:w="2493"/>
-      </w:tblGrid>
-      <w:tr>
-        <w:tc>
-          <w:tcPr>
-            <w:tcW w:type="dxa" w:w="2493"/>
-            <w:shd w:val="clear" w:color="auto" w:fill="D9D9D9"/>
-          </w:tcPr>
-          <w:p>
-            <w:pPr>
-              <w:spacing w:before="20" w:after="20"/>
-            </w:pPr>
-            <w:r>
-              <w:rPr>
-                <w:rFonts w:ascii="Aptos" w:hAnsi="Aptos"/>
-                <w:b/>
-                <w:i w:val="0"/>
-                <w:sz w:val="16"/>
-              </w:rPr>
-              <w:t>wykład</w:t>
-            </w:r>
-          </w:p>
-        </w:tc>
-        <w:tc>
-          <w:tcPr>
-            <w:tcW w:type="dxa" w:w="2493"/>
-            <w:shd w:val="clear" w:color="auto" w:fill="D9D9D9"/>
-          </w:tcPr>
-          <w:p>
-            <w:pPr>
-              <w:spacing w:before="20" w:after="20"/>
-            </w:pPr>
-            <w:r>
-              <w:rPr>
-                <w:rFonts w:ascii="Aptos" w:hAnsi="Aptos"/>
-                <w:b/>
-                <w:i w:val="0"/>
-                <w:sz w:val="16"/>
-              </w:rPr>
-              <w:t>ćwiczenia/laboratorium/pracownia</w:t>
-            </w:r>
-          </w:p>
-        </w:tc>
-        <w:tc>
-          <w:tcPr>
-            <w:tcW w:type="dxa" w:w="2493"/>
-            <w:shd w:val="clear" w:color="auto" w:fill="D9D9D9"/>
-          </w:tcPr>
-          <w:p>
-            <w:pPr>
-              <w:spacing w:before="20" w:after="20"/>
-            </w:pPr>
-            <w:r>
-              <w:rPr>
-                <w:rFonts w:ascii="Aptos" w:hAnsi="Aptos"/>
-                <w:b/>
-                <w:i w:val="0"/>
-                <w:sz w:val="16"/>
-              </w:rPr>
-              <w:t>wykład internetowo</w:t>
-            </w:r>
-          </w:p>
-        </w:tc>
-        <w:tc>
-          <w:tcPr>
-            <w:tcW w:type="dxa" w:w="2493"/>
-            <w:shd w:val="clear" w:color="auto" w:fill="D9D9D9"/>
-          </w:tcPr>
-          <w:p>
-            <w:pPr>
-              <w:spacing w:before="20" w:after="20"/>
-            </w:pPr>
-            <w:r>
-              <w:rPr>
-                <w:rFonts w:ascii="Aptos" w:hAnsi="Aptos"/>
-                <w:b/>
-                <w:i w:val="0"/>
-                <w:sz w:val="16"/>
-              </w:rPr>
-              <w:t>ćw./lab./prac. internetowo</w:t>
             </w:r>
           </w:p>
         </w:tc>
@@ -811,7 +718,9 @@
       <w:tr>
         <w:tc>
           <w:tcPr>
-            <w:tcW w:type="dxa" w:w="2493"/>
+            <w:tcW w:type="dxa" w:w="9970"/>
+            <w:gridSpan w:val="10"/>
+            <w:shd w:val="clear" w:color="auto" w:fill="D9D9D9"/>
           </w:tcPr>
           <w:p>
             <w:pPr>
@@ -822,148 +731,9 @@
                 <w:rFonts w:ascii="Aptos" w:hAnsi="Aptos"/>
                 <w:b w:val="0"/>
                 <w:i w:val="0"/>
-                <w:sz w:val="22"/>
-              </w:rPr>
-              <w:t>16</w:t>
-            </w:r>
-          </w:p>
-        </w:tc>
-        <w:tc>
-          <w:tcPr>
-            <w:tcW w:type="dxa" w:w="2493"/>
-          </w:tcPr>
-          <w:p>
-            <w:pPr>
-              <w:spacing w:before="20" w:after="20"/>
-            </w:pPr>
-            <w:r>
-              <w:rPr>
-                <w:rFonts w:ascii="Aptos" w:hAnsi="Aptos"/>
-                <w:b w:val="0"/>
-                <w:i w:val="0"/>
-                <w:sz w:val="22"/>
-              </w:rPr>
-              <w:t>32</w:t>
-            </w:r>
-          </w:p>
-        </w:tc>
-        <w:tc>
-          <w:tcPr>
-            <w:tcW w:type="dxa" w:w="2493"/>
-          </w:tcPr>
-          <w:p>
-            <w:pPr>
-              <w:spacing w:before="20" w:after="20"/>
-            </w:pPr>
-            <w:r>
-              <w:rPr>
-                <w:rFonts w:ascii="Aptos" w:hAnsi="Aptos"/>
-                <w:b w:val="0"/>
-                <w:i w:val="0"/>
-                <w:sz w:val="22"/>
-              </w:rPr>
-              <w:t>—</w:t>
-            </w:r>
-          </w:p>
-        </w:tc>
-        <w:tc>
-          <w:tcPr>
-            <w:tcW w:type="dxa" w:w="2493"/>
-          </w:tcPr>
-          <w:p>
-            <w:pPr>
-              <w:spacing w:before="20" w:after="20"/>
-            </w:pPr>
-            <w:r>
-              <w:rPr>
-                <w:rFonts w:ascii="Aptos" w:hAnsi="Aptos"/>
-                <w:b w:val="0"/>
-                <w:i w:val="0"/>
-                <w:sz w:val="22"/>
-              </w:rPr>
-              <w:t>—</w:t>
-            </w:r>
-          </w:p>
-        </w:tc>
-      </w:tr>
-    </w:tbl>
-    <w:tbl>
-      <w:tblPr>
-        <w:tblW w:type="auto" w:w="0"/>
-        <w:tblLook w:firstColumn="1" w:firstRow="1" w:lastColumn="0" w:lastRow="0" w:noHBand="0" w:noVBand="1" w:val="04A0"/>
-        <w:tblBorders>
-          <w:top w:val="single" w:sz="4" w:space="0" w:color="000000"/>
-          <w:left w:val="single" w:sz="4" w:space="0" w:color="000000"/>
-          <w:bottom w:val="single" w:sz="4" w:space="0" w:color="000000"/>
-          <w:right w:val="single" w:sz="4" w:space="0" w:color="000000"/>
-          <w:insideH w:val="single" w:sz="4" w:space="0" w:color="000000"/>
-          <w:insideV w:val="single" w:sz="4" w:space="0" w:color="000000"/>
-        </w:tblBorders>
-        <w:tblW w:w="5000" w:type="pct"/>
-      </w:tblPr>
-      <w:tblGrid>
-        <w:gridCol w:w="3324"/>
-        <w:gridCol w:w="3324"/>
-        <w:gridCol w:w="3324"/>
-      </w:tblGrid>
-      <w:tr>
-        <w:tc>
-          <w:tcPr>
-            <w:tcW w:type="dxa" w:w="3324"/>
-            <w:shd w:val="clear" w:color="auto" w:fill="D9D9D9"/>
-          </w:tcPr>
-          <w:p>
-            <w:pPr>
-              <w:spacing w:before="20" w:after="20"/>
-            </w:pPr>
-            <w:r>
-              <w:rPr>
-                <w:rFonts w:ascii="Aptos" w:hAnsi="Aptos"/>
-                <w:b/>
-                <w:i w:val="0"/>
                 <w:sz w:val="16"/>
               </w:rPr>
-              <w:t>Rodzaj nakładu pracy:</w:t>
-            </w:r>
-          </w:p>
-        </w:tc>
-        <w:tc>
-          <w:tcPr>
-            <w:tcW w:type="dxa" w:w="3324"/>
-            <w:shd w:val="clear" w:color="auto" w:fill="D9D9D9"/>
-          </w:tcPr>
-          <w:p>
-            <w:pPr>
-              <w:spacing w:before="20" w:after="20"/>
-            </w:pPr>
-            <w:r>
-              <w:rPr>
-                <w:rFonts w:ascii="Aptos" w:hAnsi="Aptos"/>
-                <w:b/>
-                <w:i w:val="0"/>
-                <w:sz w:val="16"/>
-              </w:rPr>
-              <w:t>Liczba godzin</w:t>
-            </w:r>
-          </w:p>
-        </w:tc>
-        <w:tc>
-          <w:tcPr>
-            <w:tcW w:type="dxa" w:w="3324"/>
-            <w:shd w:val="clear" w:color="auto" w:fill="D9D9D9"/>
-          </w:tcPr>
-          <w:p>
-            <w:pPr>
-              <w:spacing w:before="20" w:after="20"/>
-            </w:pPr>
-            <w:r>
-              <w:rPr>
-                <w:rFonts w:ascii="Aptos" w:hAnsi="Aptos"/>
-                <w:b/>
-                <w:i w:val="0"/>
-                <w:sz w:val="16"/>
-              </w:rPr>
-              <w:t>ECTS</w:t>
+              <w:t>Wymiar godzinowy (liczba godzin w semestrze)</w:t>
             </w:r>
           </w:p>
         </w:tc>
@@ -971,7 +741,9 @@
       <w:tr>
         <w:tc>
           <w:tcPr>
-            <w:tcW w:type="dxa" w:w="3324"/>
+            <w:tcW w:type="dxa" w:w="1994"/>
+            <w:gridSpan w:val="2"/>
+            <w:shd w:val="clear" w:color="auto" w:fill="D9D9D9"/>
           </w:tcPr>
           <w:p>
             <w:pPr>
@@ -980,17 +752,19 @@
             <w:r>
               <w:rPr>
                 <w:rFonts w:ascii="Aptos" w:hAnsi="Aptos"/>
-                <w:b w:val="0"/>
+                <w:b/>
                 <w:i w:val="0"/>
-                <w:sz w:val="22"/>
-              </w:rPr>
-              <w:t>Zajęcia z bezpośrednim udziałem nauczyciela</w:t>
+                <w:sz w:val="16"/>
+              </w:rPr>
+              <w:t>wykład</w:t>
             </w:r>
           </w:p>
         </w:tc>
         <w:tc>
           <w:tcPr>
-            <w:tcW w:type="dxa" w:w="3324"/>
+            <w:tcW w:type="dxa" w:w="2991"/>
+            <w:gridSpan w:val="3"/>
+            <w:shd w:val="clear" w:color="auto" w:fill="D9D9D9"/>
           </w:tcPr>
           <w:p>
             <w:pPr>
@@ -999,17 +773,19 @@
             <w:r>
               <w:rPr>
                 <w:rFonts w:ascii="Aptos" w:hAnsi="Aptos"/>
-                <w:b w:val="0"/>
+                <w:b/>
                 <w:i w:val="0"/>
-                <w:sz w:val="22"/>
-              </w:rPr>
-              <w:t>48</w:t>
+                <w:sz w:val="16"/>
+              </w:rPr>
+              <w:t>ćwiczenia/laboratorium/pracownia</w:t>
             </w:r>
           </w:p>
         </w:tc>
         <w:tc>
           <w:tcPr>
-            <w:tcW w:type="dxa" w:w="3324"/>
+            <w:tcW w:type="dxa" w:w="2991"/>
+            <w:gridSpan w:val="3"/>
+            <w:shd w:val="clear" w:color="auto" w:fill="D9D9D9"/>
           </w:tcPr>
           <w:p>
             <w:pPr>
@@ -1018,11 +794,32 @@
             <w:r>
               <w:rPr>
                 <w:rFonts w:ascii="Aptos" w:hAnsi="Aptos"/>
-                <w:b w:val="0"/>
+                <w:b/>
                 <w:i w:val="0"/>
-                <w:sz w:val="22"/>
-              </w:rPr>
-              <w:t>1.9</w:t>
+                <w:sz w:val="16"/>
+              </w:rPr>
+              <w:t>wykład internetowo</w:t>
+            </w:r>
+          </w:p>
+        </w:tc>
+        <w:tc>
+          <w:tcPr>
+            <w:tcW w:type="dxa" w:w="1994"/>
+            <w:gridSpan w:val="2"/>
+            <w:shd w:val="clear" w:color="auto" w:fill="D9D9D9"/>
+          </w:tcPr>
+          <w:p>
+            <w:pPr>
+              <w:spacing w:before="20" w:after="20"/>
+            </w:pPr>
+            <w:r>
+              <w:rPr>
+                <w:rFonts w:ascii="Aptos" w:hAnsi="Aptos"/>
+                <w:b/>
+                <w:i w:val="0"/>
+                <w:sz w:val="16"/>
+              </w:rPr>
+              <w:t>ćw./lab./prac. internetowo</w:t>
             </w:r>
           </w:p>
         </w:tc>
@@ -1030,7 +827,8 @@
       <w:tr>
         <w:tc>
           <w:tcPr>
-            <w:tcW w:type="dxa" w:w="3324"/>
+            <w:tcW w:type="dxa" w:w="1994"/>
+            <w:gridSpan w:val="2"/>
           </w:tcPr>
           <w:p>
             <w:pPr>
@@ -1043,13 +841,14 @@
                 <w:i w:val="0"/>
                 <w:sz w:val="22"/>
               </w:rPr>
-              <w:t>Samodzielna praca studenta</w:t>
+              <w:t>16</w:t>
             </w:r>
           </w:p>
         </w:tc>
         <w:tc>
           <w:tcPr>
-            <w:tcW w:type="dxa" w:w="3324"/>
+            <w:tcW w:type="dxa" w:w="2991"/>
+            <w:gridSpan w:val="3"/>
           </w:tcPr>
           <w:p>
             <w:pPr>
@@ -1062,13 +861,14 @@
                 <w:i w:val="0"/>
                 <w:sz w:val="22"/>
               </w:rPr>
-              <w:t>102</w:t>
+              <w:t>32</w:t>
             </w:r>
           </w:p>
         </w:tc>
         <w:tc>
           <w:tcPr>
-            <w:tcW w:type="dxa" w:w="3324"/>
+            <w:tcW w:type="dxa" w:w="2991"/>
+            <w:gridSpan w:val="3"/>
           </w:tcPr>
           <w:p>
             <w:pPr>
@@ -1081,7 +881,27 @@
                 <w:i w:val="0"/>
                 <w:sz w:val="22"/>
               </w:rPr>
-              <w:t>4.1</w:t>
+              <w:t>—</w:t>
+            </w:r>
+          </w:p>
+        </w:tc>
+        <w:tc>
+          <w:tcPr>
+            <w:tcW w:type="dxa" w:w="1994"/>
+            <w:gridSpan w:val="2"/>
+          </w:tcPr>
+          <w:p>
+            <w:pPr>
+              <w:spacing w:before="20" w:after="20"/>
+            </w:pPr>
+            <w:r>
+              <w:rPr>
+                <w:rFonts w:ascii="Aptos" w:hAnsi="Aptos"/>
+                <w:b w:val="0"/>
+                <w:i w:val="0"/>
+                <w:sz w:val="22"/>
+              </w:rPr>
+              <w:t>—</w:t>
             </w:r>
           </w:p>
         </w:tc>
@@ -1089,7 +909,96 @@
       <w:tr>
         <w:tc>
           <w:tcPr>
-            <w:tcW w:type="dxa" w:w="3324"/>
+            <w:tcW w:type="dxa" w:w="9970"/>
+            <w:gridSpan w:val="10"/>
+            <w:shd w:val="clear" w:color="auto" w:fill="D9D9D9"/>
+          </w:tcPr>
+          <w:p>
+            <w:pPr>
+              <w:spacing w:before="20" w:after="20"/>
+            </w:pPr>
+            <w:r>
+              <w:rPr>
+                <w:rFonts w:ascii="Aptos" w:hAnsi="Aptos"/>
+                <w:b/>
+                <w:i w:val="0"/>
+                <w:sz w:val="22"/>
+              </w:rPr>
+              <w:t>Bilans ECTS</w:t>
+            </w:r>
+          </w:p>
+        </w:tc>
+      </w:tr>
+      <w:tr>
+        <w:tc>
+          <w:tcPr>
+            <w:tcW w:type="dxa" w:w="4985"/>
+            <w:gridSpan w:val="5"/>
+            <w:shd w:val="clear" w:color="auto" w:fill="D9D9D9"/>
+          </w:tcPr>
+          <w:p>
+            <w:pPr>
+              <w:spacing w:before="20" w:after="20"/>
+            </w:pPr>
+            <w:r>
+              <w:rPr>
+                <w:rFonts w:ascii="Aptos" w:hAnsi="Aptos"/>
+                <w:b/>
+                <w:i w:val="0"/>
+                <w:sz w:val="16"/>
+              </w:rPr>
+              <w:t>Rodzaj nakładu pracy:</w:t>
+            </w:r>
+          </w:p>
+        </w:tc>
+        <w:tc>
+          <w:tcPr>
+            <w:tcW w:type="dxa" w:w="2991"/>
+            <w:gridSpan w:val="3"/>
+            <w:shd w:val="clear" w:color="auto" w:fill="D9D9D9"/>
+          </w:tcPr>
+          <w:p>
+            <w:pPr>
+              <w:spacing w:before="20" w:after="20"/>
+            </w:pPr>
+            <w:r>
+              <w:rPr>
+                <w:rFonts w:ascii="Aptos" w:hAnsi="Aptos"/>
+                <w:b/>
+                <w:i w:val="0"/>
+                <w:sz w:val="16"/>
+              </w:rPr>
+              <w:t>Liczba godzin</w:t>
+            </w:r>
+          </w:p>
+        </w:tc>
+        <w:tc>
+          <w:tcPr>
+            <w:tcW w:type="dxa" w:w="1994"/>
+            <w:gridSpan w:val="2"/>
+            <w:shd w:val="clear" w:color="auto" w:fill="D9D9D9"/>
+          </w:tcPr>
+          <w:p>
+            <w:pPr>
+              <w:spacing w:before="20" w:after="20"/>
+            </w:pPr>
+            <w:r>
+              <w:rPr>
+                <w:rFonts w:ascii="Aptos" w:hAnsi="Aptos"/>
+                <w:b/>
+                <w:i w:val="0"/>
+                <w:sz w:val="16"/>
+              </w:rPr>
+              <w:t>ECTS</w:t>
+            </w:r>
+          </w:p>
+        </w:tc>
+      </w:tr>
+      <w:tr>
+        <w:tc>
+          <w:tcPr>
+            <w:tcW w:type="dxa" w:w="4985"/>
+            <w:gridSpan w:val="5"/>
           </w:tcPr>
           <w:p>
             <w:pPr>
@@ -1102,13 +1011,14 @@
                 <w:i w:val="0"/>
                 <w:sz w:val="22"/>
               </w:rPr>
-              <w:t>Suma</w:t>
+              <w:t>Zajęcia z bezpośrednim udziałem nauczyciela</w:t>
             </w:r>
           </w:p>
         </w:tc>
         <w:tc>
           <w:tcPr>
-            <w:tcW w:type="dxa" w:w="3324"/>
+            <w:tcW w:type="dxa" w:w="2991"/>
+            <w:gridSpan w:val="3"/>
           </w:tcPr>
           <w:p>
             <w:pPr>
@@ -1121,13 +1031,14 @@
                 <w:i w:val="0"/>
                 <w:sz w:val="22"/>
               </w:rPr>
-              <w:t>150</w:t>
+              <w:t>48</w:t>
             </w:r>
           </w:p>
         </w:tc>
         <w:tc>
           <w:tcPr>
-            <w:tcW w:type="dxa" w:w="3324"/>
+            <w:tcW w:type="dxa" w:w="1994"/>
+            <w:gridSpan w:val="2"/>
           </w:tcPr>
           <w:p>
             <w:pPr>
@@ -1140,7 +1051,111 @@
                 <w:i w:val="0"/>
                 <w:sz w:val="22"/>
               </w:rPr>
-              <w:t>6</w:t>
+              <w:t>1.9</w:t>
+            </w:r>
+          </w:p>
+        </w:tc>
+      </w:tr>
+      <w:tr>
+        <w:tc>
+          <w:tcPr>
+            <w:tcW w:type="dxa" w:w="4985"/>
+            <w:gridSpan w:val="5"/>
+          </w:tcPr>
+          <w:p>
+            <w:pPr>
+              <w:spacing w:before="20" w:after="20"/>
+            </w:pPr>
+            <w:r>
+              <w:rPr>
+                <w:rFonts w:ascii="Aptos" w:hAnsi="Aptos"/>
+                <w:b w:val="0"/>
+                <w:i w:val="0"/>
+                <w:sz w:val="22"/>
+              </w:rPr>
+              <w:t>Samodzielna praca studenta</w:t>
+            </w:r>
+          </w:p>
+        </w:tc>
+        <w:tc>
+          <w:tcPr>
+            <w:tcW w:type="dxa" w:w="2991"/>
+            <w:gridSpan w:val="3"/>
+          </w:tcPr>
+          <w:p>
+            <w:pPr>
+              <w:spacing w:before="20" w:after="20"/>
+            </w:pPr>
+            <w:r>
+              <w:rPr>
+                <w:rFonts w:ascii="Aptos" w:hAnsi="Aptos"/>
+                <w:b w:val="0"/>
+                <w:i w:val="0"/>
+                <w:sz w:val="22"/>
+              </w:rPr>
+              <w:t>102</w:t>
+            </w:r>
+          </w:p>
+        </w:tc>
+        <w:tc>
+          <w:tcPr>
+            <w:tcW w:type="dxa" w:w="1994"/>
+            <w:gridSpan w:val="2"/>
+          </w:tcPr>
+          <w:p>
+            <w:pPr>
+              <w:spacing w:before="20" w:after="20"/>
+            </w:pPr>
+            <w:r>
+              <w:rPr>
+                <w:rFonts w:ascii="Aptos" w:hAnsi="Aptos"/>
+                <w:b w:val="0"/>
+                <w:i w:val="0"/>
+                <w:sz w:val="22"/>
+              </w:rPr>
+              <w:t>4.1</w:t>
+            </w:r>
+          </w:p>
+        </w:tc>
+      </w:tr>
+      <w:tr>
+        <w:tc>
+          <w:tcPr>
+            <w:tcW w:type="dxa" w:w="4985"/>
+            <w:gridSpan w:val="5"/>
+            <w:shd w:val="clear" w:color="auto" w:fill="D9D9D9"/>
+          </w:tcPr>
+          <w:p>
+            <w:pPr>
+              <w:spacing w:before="20" w:after="20"/>
+            </w:pPr>
+            <w:r>
+              <w:rPr>
+                <w:rFonts w:ascii="Aptos" w:hAnsi="Aptos"/>
+                <w:b/>
+                <w:i w:val="0"/>
+                <w:sz w:val="16"/>
+              </w:rPr>
+              <w:t>Opis samodzielnej pracy studenta</w:t>
+            </w:r>
+          </w:p>
+        </w:tc>
+        <w:tc>
+          <w:tcPr>
+            <w:tcW w:type="dxa" w:w="4985"/>
+            <w:gridSpan w:val="5"/>
+          </w:tcPr>
+          <w:p>
+            <w:pPr>
+              <w:spacing w:before="20" w:after="20"/>
+            </w:pPr>
+            <w:r>
+              <w:rPr>
+                <w:rFonts w:ascii="Aptos" w:hAnsi="Aptos"/>
+                <w:b w:val="0"/>
+                <w:i w:val="0"/>
+                <w:sz w:val="22"/>
+              </w:rPr>
             </w:r>
           </w:p>
         </w:tc>
@@ -1938,14 +1953,14 @@
         <w:tblW w:w="5000" w:type="pct"/>
       </w:tblPr>
       <w:tblGrid>
-        <w:gridCol w:w="3324"/>
-        <w:gridCol w:w="3324"/>
-        <w:gridCol w:w="3324"/>
+        <w:gridCol w:w="680"/>
+        <w:gridCol w:w="4536"/>
+        <w:gridCol w:w="4252"/>
       </w:tblGrid>
       <w:tr>
         <w:tc>
           <w:tcPr>
-            <w:tcW w:type="dxa" w:w="9972"/>
+            <w:tcW w:type="dxa" w:w="9468"/>
             <w:gridSpan w:val="3"/>
             <w:shd w:val="clear" w:color="auto" w:fill="D9D9D9"/>
           </w:tcPr>
@@ -1968,7 +1983,7 @@
       <w:tr>
         <w:tc>
           <w:tcPr>
-            <w:tcW w:type="dxa" w:w="3324"/>
+            <w:tcW w:type="dxa" w:w="680"/>
             <w:shd w:val="clear" w:color="auto" w:fill="D9D9D9"/>
           </w:tcPr>
           <w:p>
@@ -1988,7 +2003,7 @@
         </w:tc>
         <w:tc>
           <w:tcPr>
-            <w:tcW w:type="dxa" w:w="3324"/>
+            <w:tcW w:type="dxa" w:w="4536"/>
             <w:shd w:val="clear" w:color="auto" w:fill="D9D9D9"/>
           </w:tcPr>
           <w:p>
@@ -2008,7 +2023,7 @@
         </w:tc>
         <w:tc>
           <w:tcPr>
-            <w:tcW w:type="dxa" w:w="3324"/>
+            <w:tcW w:type="dxa" w:w="4252"/>
             <w:shd w:val="clear" w:color="auto" w:fill="D9D9D9"/>
           </w:tcPr>
           <w:p>
@@ -2030,7 +2045,7 @@
       <w:tr>
         <w:tc>
           <w:tcPr>
-            <w:tcW w:type="dxa" w:w="3324"/>
+            <w:tcW w:type="dxa" w:w="680"/>
           </w:tcPr>
           <w:p>
             <w:pPr>
@@ -2049,7 +2064,7 @@
         </w:tc>
         <w:tc>
           <w:tcPr>
-            <w:tcW w:type="dxa" w:w="3324"/>
+            <w:tcW w:type="dxa" w:w="4536"/>
           </w:tcPr>
           <w:p>
             <w:pPr>
@@ -2068,7 +2083,7 @@
         </w:tc>
         <w:tc>
           <w:tcPr>
-            <w:tcW w:type="dxa" w:w="3324"/>
+            <w:tcW w:type="dxa" w:w="4252"/>
           </w:tcPr>
           <w:p>
             <w:pPr>
@@ -2088,7 +2103,7 @@
       <w:tr>
         <w:tc>
           <w:tcPr>
-            <w:tcW w:type="dxa" w:w="3324"/>
+            <w:tcW w:type="dxa" w:w="680"/>
           </w:tcPr>
           <w:p>
             <w:pPr>
@@ -2107,7 +2122,7 @@
         </w:tc>
         <w:tc>
           <w:tcPr>
-            <w:tcW w:type="dxa" w:w="3324"/>
+            <w:tcW w:type="dxa" w:w="4536"/>
           </w:tcPr>
           <w:p>
             <w:pPr>
@@ -2126,7 +2141,7 @@
         </w:tc>
         <w:tc>
           <w:tcPr>
-            <w:tcW w:type="dxa" w:w="3324"/>
+            <w:tcW w:type="dxa" w:w="4252"/>
           </w:tcPr>
           <w:p>
             <w:pPr>
@@ -2146,7 +2161,7 @@
       <w:tr>
         <w:tc>
           <w:tcPr>
-            <w:tcW w:type="dxa" w:w="3324"/>
+            <w:tcW w:type="dxa" w:w="680"/>
           </w:tcPr>
           <w:p>
             <w:pPr>
@@ -2165,7 +2180,7 @@
         </w:tc>
         <w:tc>
           <w:tcPr>
-            <w:tcW w:type="dxa" w:w="3324"/>
+            <w:tcW w:type="dxa" w:w="4536"/>
           </w:tcPr>
           <w:p>
             <w:pPr>
@@ -2184,7 +2199,7 @@
         </w:tc>
         <w:tc>
           <w:tcPr>
-            <w:tcW w:type="dxa" w:w="3324"/>
+            <w:tcW w:type="dxa" w:w="4252"/>
           </w:tcPr>
           <w:p>
             <w:pPr>
@@ -2204,7 +2219,7 @@
       <w:tr>
         <w:tc>
           <w:tcPr>
-            <w:tcW w:type="dxa" w:w="3324"/>
+            <w:tcW w:type="dxa" w:w="680"/>
           </w:tcPr>
           <w:p>
             <w:pPr>
@@ -2223,7 +2238,7 @@
         </w:tc>
         <w:tc>
           <w:tcPr>
-            <w:tcW w:type="dxa" w:w="3324"/>
+            <w:tcW w:type="dxa" w:w="4536"/>
           </w:tcPr>
           <w:p>
             <w:pPr>
@@ -2242,7 +2257,7 @@
         </w:tc>
         <w:tc>
           <w:tcPr>
-            <w:tcW w:type="dxa" w:w="3324"/>
+            <w:tcW w:type="dxa" w:w="4252"/>
           </w:tcPr>
           <w:p>
             <w:pPr>
@@ -2262,7 +2277,7 @@
       <w:tr>
         <w:tc>
           <w:tcPr>
-            <w:tcW w:type="dxa" w:w="3324"/>
+            <w:tcW w:type="dxa" w:w="680"/>
           </w:tcPr>
           <w:p>
             <w:pPr>
@@ -2281,7 +2296,7 @@
         </w:tc>
         <w:tc>
           <w:tcPr>
-            <w:tcW w:type="dxa" w:w="3324"/>
+            <w:tcW w:type="dxa" w:w="4536"/>
           </w:tcPr>
           <w:p>
             <w:pPr>
@@ -2300,7 +2315,7 @@
         </w:tc>
         <w:tc>
           <w:tcPr>
-            <w:tcW w:type="dxa" w:w="3324"/>
+            <w:tcW w:type="dxa" w:w="4252"/>
           </w:tcPr>
           <w:p>
             <w:pPr>
@@ -2320,7 +2335,7 @@
       <w:tr>
         <w:tc>
           <w:tcPr>
-            <w:tcW w:type="dxa" w:w="3324"/>
+            <w:tcW w:type="dxa" w:w="680"/>
           </w:tcPr>
           <w:p>
             <w:pPr>
@@ -2339,7 +2354,7 @@
         </w:tc>
         <w:tc>
           <w:tcPr>
-            <w:tcW w:type="dxa" w:w="3324"/>
+            <w:tcW w:type="dxa" w:w="4536"/>
           </w:tcPr>
           <w:p>
             <w:pPr>
@@ -2358,7 +2373,7 @@
         </w:tc>
         <w:tc>
           <w:tcPr>
-            <w:tcW w:type="dxa" w:w="3324"/>
+            <w:tcW w:type="dxa" w:w="4252"/>
           </w:tcPr>
           <w:p>
             <w:pPr>
@@ -2378,7 +2393,7 @@
       <w:tr>
         <w:tc>
           <w:tcPr>
-            <w:tcW w:type="dxa" w:w="3324"/>
+            <w:tcW w:type="dxa" w:w="680"/>
           </w:tcPr>
           <w:p>
             <w:pPr>
@@ -2397,7 +2412,7 @@
         </w:tc>
         <w:tc>
           <w:tcPr>
-            <w:tcW w:type="dxa" w:w="3324"/>
+            <w:tcW w:type="dxa" w:w="4536"/>
           </w:tcPr>
           <w:p>
             <w:pPr>
@@ -2416,7 +2431,7 @@
         </w:tc>
         <w:tc>
           <w:tcPr>
-            <w:tcW w:type="dxa" w:w="3324"/>
+            <w:tcW w:type="dxa" w:w="4252"/>
           </w:tcPr>
           <w:p>
             <w:pPr>
@@ -2436,7 +2451,7 @@
       <w:tr>
         <w:tc>
           <w:tcPr>
-            <w:tcW w:type="dxa" w:w="3324"/>
+            <w:tcW w:type="dxa" w:w="680"/>
           </w:tcPr>
           <w:p>
             <w:pPr>
@@ -2455,7 +2470,7 @@
         </w:tc>
         <w:tc>
           <w:tcPr>
-            <w:tcW w:type="dxa" w:w="3324"/>
+            <w:tcW w:type="dxa" w:w="4536"/>
           </w:tcPr>
           <w:p>
             <w:pPr>
@@ -2474,7 +2489,7 @@
         </w:tc>
         <w:tc>
           <w:tcPr>
-            <w:tcW w:type="dxa" w:w="3324"/>
+            <w:tcW w:type="dxa" w:w="4252"/>
           </w:tcPr>
           <w:p>
             <w:pPr>
@@ -2494,7 +2509,7 @@
       <w:tr>
         <w:tc>
           <w:tcPr>
-            <w:tcW w:type="dxa" w:w="3324"/>
+            <w:tcW w:type="dxa" w:w="680"/>
           </w:tcPr>
           <w:p>
             <w:pPr>
@@ -2513,7 +2528,7 @@
         </w:tc>
         <w:tc>
           <w:tcPr>
-            <w:tcW w:type="dxa" w:w="3324"/>
+            <w:tcW w:type="dxa" w:w="4536"/>
           </w:tcPr>
           <w:p>
             <w:pPr>
@@ -2532,7 +2547,7 @@
         </w:tc>
         <w:tc>
           <w:tcPr>
-            <w:tcW w:type="dxa" w:w="3324"/>
+            <w:tcW w:type="dxa" w:w="4252"/>
           </w:tcPr>
           <w:p>
             <w:pPr>
@@ -2937,6 +2952,7 @@
                 <w:i w:val="0"/>
                 <w:sz w:val="22"/>
               </w:rPr>
+              <w:t>Ćwiczenia / Laboratorium/Lektorat:; Burza mózgów; Kryteria oceny; Ćwiczenia/Laboratorium/Projekt/Lektorat; Ocena ustalana przez opiekuna projektu na podstawie jakości, metodyki i stopnia zrealizowania planowanego produktu (wydania), jego dokumentacji oraz wkładu i zaangażowania studenta w pracę zespołu</w:t>
             </w:r>
           </w:p>
         </w:tc>
@@ -2994,6 +3010,7 @@
                 <w:i w:val="0"/>
                 <w:sz w:val="22"/>
               </w:rPr>
+              <w:t>Ćwiczenia / Laboratorium/Lektorat:; Burza mózgów; Kryteria oceny; Ćwiczenia/Laboratorium/Projekt/Lektorat; Ocena ustalana przez opiekuna projektu na podstawie jakości, metodyki i stopnia zrealizowania planowanego produktu (wydania), jego dokumentacji oraz wkładu i zaangażowania studenta w pracę zespołu</w:t>
             </w:r>
           </w:p>
         </w:tc>
@@ -3051,6 +3068,7 @@
                 <w:i w:val="0"/>
                 <w:sz w:val="22"/>
               </w:rPr>
+              <w:t>Ćwiczenia / Laboratorium/Lektorat:; Burza mózgów; Kryteria oceny; Ćwiczenia/Laboratorium/Projekt/Lektorat; Ocena ustalana przez opiekuna projektu na podstawie jakości, metodyki i stopnia zrealizowania planowanego produktu (wydania), jego dokumentacji oraz wkładu i zaangażowania studenta w pracę zespołu</w:t>
             </w:r>
           </w:p>
         </w:tc>
@@ -3108,6 +3126,7 @@
                 <w:i w:val="0"/>
                 <w:sz w:val="22"/>
               </w:rPr>
+              <w:t>Ćwiczenia / Laboratorium/Lektorat:; Burza mózgów; Kryteria oceny; Ćwiczenia/Laboratorium/Projekt/Lektorat; Ocena ustalana przez opiekuna projektu na podstawie jakości, metodyki i stopnia zrealizowania planowanego produktu (wydania), jego dokumentacji oraz wkładu i zaangażowania studenta w pracę zespołu</w:t>
             </w:r>
           </w:p>
         </w:tc>
@@ -3165,6 +3184,7 @@
                 <w:i w:val="0"/>
                 <w:sz w:val="22"/>
               </w:rPr>
+              <w:t>Ćwiczenia / Laboratorium/Lektorat:; Burza mózgów; Kryteria oceny; Ćwiczenia/Laboratorium/Projekt/Lektorat; Ocena ustalana przez opiekuna projektu na podstawie jakości, metodyki i stopnia zrealizowania planowanego produktu (wydania), jego dokumentacji oraz wkładu i zaangażowania studenta w pracę zespołu</w:t>
             </w:r>
           </w:p>
         </w:tc>
@@ -3222,6 +3242,7 @@
                 <w:i w:val="0"/>
                 <w:sz w:val="22"/>
               </w:rPr>
+              <w:t>Ćwiczenia / Laboratorium/Lektorat:; Burza mózgów; Kryteria oceny; Ćwiczenia/Laboratorium/Projekt/Lektorat; Ocena ustalana przez opiekuna projektu na podstawie jakości, metodyki i stopnia zrealizowania planowanego produktu (wydania), jego dokumentacji oraz wkładu i zaangażowania studenta w pracę zespołu</w:t>
             </w:r>
           </w:p>
         </w:tc>
@@ -3279,6 +3300,7 @@
                 <w:i w:val="0"/>
                 <w:sz w:val="22"/>
               </w:rPr>
+              <w:t>Ćwiczenia / Laboratorium/Lektorat:; Burza mózgów; Kryteria oceny; Ćwiczenia/Laboratorium/Projekt/Lektorat; Ocena ustalana przez opiekuna projektu na podstawie jakości, metodyki i stopnia zrealizowania planowanego produktu (wydania), jego dokumentacji oraz wkładu i zaangażowania studenta w pracę zespołu</w:t>
             </w:r>
           </w:p>
         </w:tc>
@@ -3336,6 +3358,7 @@
                 <w:i w:val="0"/>
                 <w:sz w:val="22"/>
               </w:rPr>
+              <w:t>Ćwiczenia / Laboratorium/Lektorat:; Burza mózgów; Kryteria oceny; Ćwiczenia/Laboratorium/Projekt/Lektorat; Ocena ustalana przez opiekuna projektu na podstawie jakości, metodyki i stopnia zrealizowania planowanego produktu (wydania), jego dokumentacji oraz wkładu i zaangażowania studenta w pracę zespołu</w:t>
             </w:r>
           </w:p>
         </w:tc>
@@ -3393,6 +3416,7 @@
                 <w:i w:val="0"/>
                 <w:sz w:val="22"/>
               </w:rPr>
+              <w:t>Ćwiczenia / Laboratorium/Lektorat:; Burza mózgów; Kryteria oceny; Ćwiczenia/Laboratorium/Projekt/Lektorat; Ocena ustalana przez opiekuna projektu na podstawie jakości, metodyki i stopnia zrealizowania planowanego produktu (wydania), jego dokumentacji oraz wkładu i zaangażowania studenta w pracę zespołu</w:t>
             </w:r>
           </w:p>
         </w:tc>
@@ -3450,6 +3474,7 @@
                 <w:i w:val="0"/>
                 <w:sz w:val="22"/>
               </w:rPr>
+              <w:t>Ćwiczenia / Laboratorium/Lektorat:; Burza mózgów; Kryteria oceny; Ćwiczenia/Laboratorium/Projekt/Lektorat; Ocena ustalana przez opiekuna projektu na podstawie jakości, metodyki i stopnia zrealizowania planowanego produktu (wydania), jego dokumentacji oraz wkładu i zaangażowania studenta w pracę zespołu</w:t>
             </w:r>
           </w:p>
         </w:tc>
@@ -3507,6 +3532,7 @@
                 <w:i w:val="0"/>
                 <w:sz w:val="22"/>
               </w:rPr>
+              <w:t>Ćwiczenia / Laboratorium/Lektorat:; Burza mózgów; Kryteria oceny; Ćwiczenia/Laboratorium/Projekt/Lektorat; Ocena ustalana przez opiekuna projektu na podstawie jakości, metodyki i stopnia zrealizowania planowanego produktu (wydania), jego dokumentacji oraz wkładu i zaangażowania studenta w pracę zespołu</w:t>
             </w:r>
           </w:p>
         </w:tc>
@@ -3564,6 +3590,7 @@
                 <w:i w:val="0"/>
                 <w:sz w:val="22"/>
               </w:rPr>
+              <w:t>Ćwiczenia / Laboratorium/Lektorat:; Burza mózgów; Kryteria oceny; Ćwiczenia/Laboratorium/Projekt/Lektorat; Ocena ustalana przez opiekuna projektu na podstawie jakości, metodyki i stopnia zrealizowania planowanego produktu (wydania), jego dokumentacji oraz wkładu i zaangażowania studenta w pracę zespołu</w:t>
             </w:r>
           </w:p>
         </w:tc>
@@ -3621,6 +3648,7 @@
                 <w:i w:val="0"/>
                 <w:sz w:val="22"/>
               </w:rPr>
+              <w:t>Ćwiczenia / Laboratorium/Lektorat:; Burza mózgów; Kryteria oceny; Ćwiczenia/Laboratorium/Projekt/Lektorat; Ocena ustalana przez opiekuna projektu na podstawie jakości, metodyki i stopnia zrealizowania planowanego produktu (wydania), jego dokumentacji oraz wkładu i zaangażowania studenta w pracę zespołu</w:t>
             </w:r>
           </w:p>
         </w:tc>
@@ -3678,6 +3706,7 @@
                 <w:i w:val="0"/>
                 <w:sz w:val="22"/>
               </w:rPr>
+              <w:t>Ćwiczenia / Laboratorium/Lektorat:; Burza mózgów; Kryteria oceny; Ćwiczenia/Laboratorium/Projekt/Lektorat; Ocena ustalana przez opiekuna projektu na podstawie jakości, metodyki i stopnia zrealizowania planowanego produktu (wydania), jego dokumentacji oraz wkładu i zaangażowania studenta w pracę zespołu</w:t>
             </w:r>
           </w:p>
         </w:tc>
@@ -3735,6 +3764,7 @@
                 <w:i w:val="0"/>
                 <w:sz w:val="22"/>
               </w:rPr>
+              <w:t>Ćwiczenia / Laboratorium/Lektorat:; Burza mózgów; Kryteria oceny; Ćwiczenia/Laboratorium/Projekt/Lektorat; Ocena ustalana przez opiekuna projektu na podstawie jakości, metodyki i stopnia zrealizowania planowanego produktu (wydania), jego dokumentacji oraz wkładu i zaangażowania studenta w pracę zespołu</w:t>
             </w:r>
           </w:p>
         </w:tc>
@@ -3897,6 +3927,7 @@
                 <w:i w:val="0"/>
                 <w:sz w:val="22"/>
               </w:rPr>
+              <w:t>Ćwiczenia / Laboratorium/Lektorat:; Burza mózgów; Kryteria oceny; Ćwiczenia/Laboratorium/Projekt/Lektorat; Ocena ustalana przez opiekuna projektu na podstawie jakości, metodyki i stopnia zrealizowania planowanego produktu (wydania), jego dokumentacji oraz wkładu i zaangażowania studenta w pracę zespołu</w:t>
             </w:r>
           </w:p>
         </w:tc>
@@ -3954,6 +3985,7 @@
                 <w:i w:val="0"/>
                 <w:sz w:val="22"/>
               </w:rPr>
+              <w:t>Ćwiczenia / Laboratorium/Lektorat:; Burza mózgów; Kryteria oceny; Ćwiczenia/Laboratorium/Projekt/Lektorat; Ocena ustalana przez opiekuna projektu na podstawie jakości, metodyki i stopnia zrealizowania planowanego produktu (wydania), jego dokumentacji oraz wkładu i zaangażowania studenta w pracę zespołu</w:t>
             </w:r>
           </w:p>
         </w:tc>
@@ -4011,6 +4043,7 @@
                 <w:i w:val="0"/>
                 <w:sz w:val="22"/>
               </w:rPr>
+              <w:t>Ćwiczenia / Laboratorium/Lektorat:; Burza mózgów; Kryteria oceny; Ćwiczenia/Laboratorium/Projekt/Lektorat; Ocena ustalana przez opiekuna projektu na podstawie jakości, metodyki i stopnia zrealizowania planowanego produktu (wydania), jego dokumentacji oraz wkładu i zaangażowania studenta w pracę zespołu</w:t>
             </w:r>
           </w:p>
         </w:tc>
@@ -4068,6 +4101,7 @@
                 <w:i w:val="0"/>
                 <w:sz w:val="22"/>
               </w:rPr>
+              <w:t>Ćwiczenia / Laboratorium/Lektorat:; Burza mózgów; Kryteria oceny; Ćwiczenia/Laboratorium/Projekt/Lektorat; Ocena ustalana przez opiekuna projektu na podstawie jakości, metodyki i stopnia zrealizowania planowanego produktu (wydania), jego dokumentacji oraz wkładu i zaangażowania studenta w pracę zespołu</w:t>
             </w:r>
           </w:p>
         </w:tc>
@@ -4125,6 +4159,7 @@
                 <w:i w:val="0"/>
                 <w:sz w:val="22"/>
               </w:rPr>
+              <w:t>Ćwiczenia / Laboratorium/Lektorat:; Burza mózgów; Kryteria oceny; Ćwiczenia/Laboratorium/Projekt/Lektorat; Ocena ustalana przez opiekuna projektu na podstawie jakości, metodyki i stopnia zrealizowania planowanego produktu (wydania), jego dokumentacji oraz wkładu i zaangażowania studenta w pracę zespołu</w:t>
             </w:r>
           </w:p>
         </w:tc>
@@ -4182,6 +4217,7 @@
                 <w:i w:val="0"/>
                 <w:sz w:val="22"/>
               </w:rPr>
+              <w:t>Ćwiczenia / Laboratorium/Lektorat:; Burza mózgów; Kryteria oceny; Ćwiczenia/Laboratorium/Projekt/Lektorat; Ocena ustalana przez opiekuna projektu na podstawie jakości, metodyki i stopnia zrealizowania planowanego produktu (wydania), jego dokumentacji oraz wkładu i zaangażowania studenta w pracę zespołu</w:t>
             </w:r>
           </w:p>
         </w:tc>
@@ -4239,6 +4275,7 @@
                 <w:i w:val="0"/>
                 <w:sz w:val="22"/>
               </w:rPr>
+              <w:t>Ćwiczenia / Laboratorium/Lektorat:; Burza mózgów; Kryteria oceny; Ćwiczenia/Laboratorium/Projekt/Lektorat; Ocena ustalana przez opiekuna projektu na podstawie jakości, metodyki i stopnia zrealizowania planowanego produktu (wydania), jego dokumentacji oraz wkładu i zaangażowania studenta w pracę zespołu</w:t>
             </w:r>
           </w:p>
         </w:tc>
@@ -4296,6 +4333,7 @@
                 <w:i w:val="0"/>
                 <w:sz w:val="22"/>
               </w:rPr>
+              <w:t>Ćwiczenia / Laboratorium/Lektorat:; Burza mózgów; Kryteria oceny; Ćwiczenia/Laboratorium/Projekt/Lektorat; Ocena ustalana przez opiekuna projektu na podstawie jakości, metodyki i stopnia zrealizowania planowanego produktu (wydania), jego dokumentacji oraz wkładu i zaangażowania studenta w pracę zespołu</w:t>
             </w:r>
           </w:p>
         </w:tc>
@@ -4353,6 +4391,7 @@
                 <w:i w:val="0"/>
                 <w:sz w:val="22"/>
               </w:rPr>
+              <w:t>Ćwiczenia / Laboratorium/Lektorat:; Burza mózgów; Kryteria oceny; Ćwiczenia/Laboratorium/Projekt/Lektorat; Ocena ustalana przez opiekuna projektu na podstawie jakości, metodyki i stopnia zrealizowania planowanego produktu (wydania), jego dokumentacji oraz wkładu i zaangażowania studenta w pracę zespołu</w:t>
             </w:r>
           </w:p>
         </w:tc>
@@ -4410,6 +4449,7 @@
                 <w:i w:val="0"/>
                 <w:sz w:val="22"/>
               </w:rPr>
+              <w:t>Ćwiczenia / Laboratorium/Lektorat:; Burza mózgów; Kryteria oceny; Ćwiczenia/Laboratorium/Projekt/Lektorat; Ocena ustalana przez opiekuna projektu na podstawie jakości, metodyki i stopnia zrealizowania planowanego produktu (wydania), jego dokumentacji oraz wkładu i zaangażowania studenta w pracę zespołu</w:t>
             </w:r>
           </w:p>
         </w:tc>
@@ -4467,6 +4507,7 @@
                 <w:i w:val="0"/>
                 <w:sz w:val="22"/>
               </w:rPr>
+              <w:t>Ćwiczenia / Laboratorium/Lektorat:; Burza mózgów; Kryteria oceny; Ćwiczenia/Laboratorium/Projekt/Lektorat; Ocena ustalana przez opiekuna projektu na podstawie jakości, metodyki i stopnia zrealizowania planowanego produktu (wydania), jego dokumentacji oraz wkładu i zaangażowania studenta w pracę zespołu</w:t>
             </w:r>
           </w:p>
         </w:tc>
@@ -4524,6 +4565,7 @@
                 <w:i w:val="0"/>
                 <w:sz w:val="22"/>
               </w:rPr>
+              <w:t>Ćwiczenia / Laboratorium/Lektorat:; Burza mózgów; Kryteria oceny; Ćwiczenia/Laboratorium/Projekt/Lektorat; Ocena ustalana przez opiekuna projektu na podstawie jakości, metodyki i stopnia zrealizowania planowanego produktu (wydania), jego dokumentacji oraz wkładu i zaangażowania studenta w pracę zespołu</w:t>
             </w:r>
           </w:p>
         </w:tc>
@@ -4581,6 +4623,7 @@
                 <w:i w:val="0"/>
                 <w:sz w:val="22"/>
               </w:rPr>
+              <w:t>Ćwiczenia / Laboratorium/Lektorat:; Burza mózgów; Kryteria oceny; Ćwiczenia/Laboratorium/Projekt/Lektorat; Ocena ustalana przez opiekuna projektu na podstawie jakości, metodyki i stopnia zrealizowania planowanego produktu (wydania), jego dokumentacji oraz wkładu i zaangażowania studenta w pracę zespołu</w:t>
             </w:r>
           </w:p>
         </w:tc>
@@ -4638,6 +4681,7 @@
                 <w:i w:val="0"/>
                 <w:sz w:val="22"/>
               </w:rPr>
+              <w:t>Ćwiczenia / Laboratorium/Lektorat:; Burza mózgów; Kryteria oceny; Ćwiczenia/Laboratorium/Projekt/Lektorat; Ocena ustalana przez opiekuna projektu na podstawie jakości, metodyki i stopnia zrealizowania planowanego produktu (wydania), jego dokumentacji oraz wkładu i zaangażowania studenta w pracę zespołu</w:t>
             </w:r>
           </w:p>
         </w:tc>
@@ -4695,6 +4739,7 @@
                 <w:i w:val="0"/>
                 <w:sz w:val="22"/>
               </w:rPr>
+              <w:t>Ćwiczenia / Laboratorium/Lektorat:; Burza mózgów; Kryteria oceny; Ćwiczenia/Laboratorium/Projekt/Lektorat; Ocena ustalana przez opiekuna projektu na podstawie jakości, metodyki i stopnia zrealizowania planowanego produktu (wydania), jego dokumentacji oraz wkładu i zaangażowania studenta w pracę zespołu</w:t>
             </w:r>
           </w:p>
         </w:tc>
@@ -4752,6 +4797,7 @@
                 <w:i w:val="0"/>
                 <w:sz w:val="22"/>
               </w:rPr>
+              <w:t>Ćwiczenia / Laboratorium/Lektorat:; Burza mózgów; Kryteria oceny; Ćwiczenia/Laboratorium/Projekt/Lektorat; Ocena ustalana przez opiekuna projektu na podstawie jakości, metodyki i stopnia zrealizowania planowanego produktu (wydania), jego dokumentacji oraz wkładu i zaangażowania studenta w pracę zespołu</w:t>
             </w:r>
           </w:p>
         </w:tc>
@@ -4809,6 +4855,7 @@
                 <w:i w:val="0"/>
                 <w:sz w:val="22"/>
               </w:rPr>
+              <w:t>Ćwiczenia / Laboratorium/Lektorat:; Burza mózgów; Kryteria oceny; Ćwiczenia/Laboratorium/Projekt/Lektorat; Ocena ustalana przez opiekuna projektu na podstawie jakości, metodyki i stopnia zrealizowania planowanego produktu (wydania), jego dokumentacji oraz wkładu i zaangażowania studenta w pracę zespołu</w:t>
             </w:r>
           </w:p>
         </w:tc>
@@ -4866,6 +4913,7 @@
                 <w:i w:val="0"/>
                 <w:sz w:val="22"/>
               </w:rPr>
+              <w:t>Ćwiczenia / Laboratorium/Lektorat:; Burza mózgów; Kryteria oceny; Ćwiczenia/Laboratorium/Projekt/Lektorat; Ocena ustalana przez opiekuna projektu na podstawie jakości, metodyki i stopnia zrealizowania planowanego produktu (wydania), jego dokumentacji oraz wkładu i zaangażowania studenta w pracę zespołu</w:t>
             </w:r>
           </w:p>
         </w:tc>
@@ -4923,6 +4971,7 @@
                 <w:i w:val="0"/>
                 <w:sz w:val="22"/>
               </w:rPr>
+              <w:t>Ćwiczenia / Laboratorium/Lektorat:; Burza mózgów; Kryteria oceny; Ćwiczenia/Laboratorium/Projekt/Lektorat; Ocena ustalana przez opiekuna projektu na podstawie jakości, metodyki i stopnia zrealizowania planowanego produktu (wydania), jego dokumentacji oraz wkładu i zaangażowania studenta w pracę zespołu</w:t>
             </w:r>
           </w:p>
         </w:tc>
@@ -4980,6 +5029,7 @@
                 <w:i w:val="0"/>
                 <w:sz w:val="22"/>
               </w:rPr>
+              <w:t>Ćwiczenia / Laboratorium/Lektorat:; Burza mózgów; Kryteria oceny; Ćwiczenia/Laboratorium/Projekt/Lektorat; Ocena ustalana przez opiekuna projektu na podstawie jakości, metodyki i stopnia zrealizowania planowanego produktu (wydania), jego dokumentacji oraz wkładu i zaangażowania studenta w pracę zespołu</w:t>
             </w:r>
           </w:p>
         </w:tc>
@@ -5037,6 +5087,7 @@
                 <w:i w:val="0"/>
                 <w:sz w:val="22"/>
               </w:rPr>
+              <w:t>Ćwiczenia / Laboratorium/Lektorat:; Burza mózgów; Kryteria oceny; Ćwiczenia/Laboratorium/Projekt/Lektorat; Ocena ustalana przez opiekuna projektu na podstawie jakości, metodyki i stopnia zrealizowania planowanego produktu (wydania), jego dokumentacji oraz wkładu i zaangażowania studenta w pracę zespołu</w:t>
             </w:r>
           </w:p>
         </w:tc>
@@ -5094,6 +5145,7 @@
                 <w:i w:val="0"/>
                 <w:sz w:val="22"/>
               </w:rPr>
+              <w:t>Ćwiczenia / Laboratorium/Lektorat:; Burza mózgów; Kryteria oceny; Ćwiczenia/Laboratorium/Projekt/Lektorat; Ocena ustalana przez opiekuna projektu na podstawie jakości, metodyki i stopnia zrealizowania planowanego produktu (wydania), jego dokumentacji oraz wkładu i zaangażowania studenta w pracę zespołu</w:t>
             </w:r>
           </w:p>
         </w:tc>
@@ -5151,6 +5203,7 @@
                 <w:i w:val="0"/>
                 <w:sz w:val="22"/>
               </w:rPr>
+              <w:t>Ćwiczenia / Laboratorium/Lektorat:; Burza mózgów; Kryteria oceny; Ćwiczenia/Laboratorium/Projekt/Lektorat; Ocena ustalana przez opiekuna projektu na podstawie jakości, metodyki i stopnia zrealizowania planowanego produktu (wydania), jego dokumentacji oraz wkładu i zaangażowania studenta w pracę zespołu</w:t>
             </w:r>
           </w:p>
         </w:tc>
@@ -5208,6 +5261,7 @@
                 <w:i w:val="0"/>
                 <w:sz w:val="22"/>
               </w:rPr>
+              <w:t>Ćwiczenia / Laboratorium/Lektorat:; Burza mózgów; Kryteria oceny; Ćwiczenia/Laboratorium/Projekt/Lektorat; Ocena ustalana przez opiekuna projektu na podstawie jakości, metodyki i stopnia zrealizowania planowanego produktu (wydania), jego dokumentacji oraz wkładu i zaangażowania studenta w pracę zespołu</w:t>
             </w:r>
           </w:p>
         </w:tc>
@@ -5265,6 +5319,7 @@
                 <w:i w:val="0"/>
                 <w:sz w:val="22"/>
               </w:rPr>
+              <w:t>Ćwiczenia / Laboratorium/Lektorat:; Burza mózgów; Kryteria oceny; Ćwiczenia/Laboratorium/Projekt/Lektorat; Ocena ustalana przez opiekuna projektu na podstawie jakości, metodyki i stopnia zrealizowania planowanego produktu (wydania), jego dokumentacji oraz wkładu i zaangażowania studenta w pracę zespołu</w:t>
             </w:r>
           </w:p>
         </w:tc>
@@ -5322,6 +5377,7 @@
                 <w:i w:val="0"/>
                 <w:sz w:val="22"/>
               </w:rPr>
+              <w:t>Ćwiczenia / Laboratorium/Lektorat:; Burza mózgów; Kryteria oceny; Ćwiczenia/Laboratorium/Projekt/Lektorat; Ocena ustalana przez opiekuna projektu na podstawie jakości, metodyki i stopnia zrealizowania planowanego produktu (wydania), jego dokumentacji oraz wkładu i zaangażowania studenta w pracę zespołu</w:t>
             </w:r>
           </w:p>
         </w:tc>
@@ -5379,6 +5435,7 @@
                 <w:i w:val="0"/>
                 <w:sz w:val="22"/>
               </w:rPr>
+              <w:t>Ćwiczenia / Laboratorium/Lektorat:; Burza mózgów; Kryteria oceny; Ćwiczenia/Laboratorium/Projekt/Lektorat; Ocena ustalana przez opiekuna projektu na podstawie jakości, metodyki i stopnia zrealizowania planowanego produktu (wydania), jego dokumentacji oraz wkładu i zaangażowania studenta w pracę zespołu</w:t>
             </w:r>
           </w:p>
         </w:tc>
@@ -5436,6 +5493,7 @@
                 <w:i w:val="0"/>
                 <w:sz w:val="22"/>
               </w:rPr>
+              <w:t>Ćwiczenia / Laboratorium/Lektorat:; Burza mózgów; Kryteria oceny; Ćwiczenia/Laboratorium/Projekt/Lektorat; Ocena ustalana przez opiekuna projektu na podstawie jakości, metodyki i stopnia zrealizowania planowanego produktu (wydania), jego dokumentacji oraz wkładu i zaangażowania studenta w pracę zespołu</w:t>
             </w:r>
           </w:p>
         </w:tc>
@@ -5493,6 +5551,7 @@
                 <w:i w:val="0"/>
                 <w:sz w:val="22"/>
               </w:rPr>
+              <w:t>Ćwiczenia / Laboratorium/Lektorat:; Burza mózgów; Kryteria oceny; Ćwiczenia/Laboratorium/Projekt/Lektorat; Ocena ustalana przez opiekuna projektu na podstawie jakości, metodyki i stopnia zrealizowania planowanego produktu (wydania), jego dokumentacji oraz wkładu i zaangażowania studenta w pracę zespołu</w:t>
             </w:r>
           </w:p>
         </w:tc>
@@ -5655,6 +5714,7 @@
                 <w:i w:val="0"/>
                 <w:sz w:val="22"/>
               </w:rPr>
+              <w:t>Ćwiczenia / Laboratorium/Lektorat:; Burza mózgów; Kryteria oceny; Ćwiczenia/Laboratorium/Projekt/Lektorat; Ocena ustalana przez opiekuna projektu na podstawie jakości, metodyki i stopnia zrealizowania planowanego produktu (wydania), jego dokumentacji oraz wkładu i zaangażowania studenta w pracę zespołu</w:t>
             </w:r>
           </w:p>
         </w:tc>
@@ -5712,6 +5772,7 @@
                 <w:i w:val="0"/>
                 <w:sz w:val="22"/>
               </w:rPr>
+              <w:t>Ćwiczenia / Laboratorium/Lektorat:; Burza mózgów; Kryteria oceny; Ćwiczenia/Laboratorium/Projekt/Lektorat; Ocena ustalana przez opiekuna projektu na podstawie jakości, metodyki i stopnia zrealizowania planowanego produktu (wydania), jego dokumentacji oraz wkładu i zaangażowania studenta w pracę zespołu</w:t>
             </w:r>
           </w:p>
         </w:tc>
@@ -5769,6 +5830,7 @@
                 <w:i w:val="0"/>
                 <w:sz w:val="22"/>
               </w:rPr>
+              <w:t>Ćwiczenia / Laboratorium/Lektorat:; Burza mózgów; Kryteria oceny; Ćwiczenia/Laboratorium/Projekt/Lektorat; Ocena ustalana przez opiekuna projektu na podstawie jakości, metodyki i stopnia zrealizowania planowanego produktu (wydania), jego dokumentacji oraz wkładu i zaangażowania studenta w pracę zespołu</w:t>
             </w:r>
           </w:p>
         </w:tc>
@@ -5826,6 +5888,7 @@
                 <w:i w:val="0"/>
                 <w:sz w:val="22"/>
               </w:rPr>
+              <w:t>Ćwiczenia / Laboratorium/Lektorat:; Burza mózgów; Kryteria oceny; Ćwiczenia/Laboratorium/Projekt/Lektorat; Ocena ustalana przez opiekuna projektu na podstawie jakości, metodyki i stopnia zrealizowania planowanego produktu (wydania), jego dokumentacji oraz wkładu i zaangażowania studenta w pracę zespołu</w:t>
             </w:r>
           </w:p>
         </w:tc>
@@ -5883,6 +5946,7 @@
                 <w:i w:val="0"/>
                 <w:sz w:val="22"/>
               </w:rPr>
+              <w:t>Ćwiczenia / Laboratorium/Lektorat:; Burza mózgów; Kryteria oceny; Ćwiczenia/Laboratorium/Projekt/Lektorat; Ocena ustalana przez opiekuna projektu na podstawie jakości, metodyki i stopnia zrealizowania planowanego produktu (wydania), jego dokumentacji oraz wkładu i zaangażowania studenta w pracę zespołu</w:t>
             </w:r>
           </w:p>
         </w:tc>
@@ -5940,6 +6004,7 @@
                 <w:i w:val="0"/>
                 <w:sz w:val="22"/>
               </w:rPr>
+              <w:t>Ćwiczenia / Laboratorium/Lektorat:; Burza mózgów; Kryteria oceny; Ćwiczenia/Laboratorium/Projekt/Lektorat; Ocena ustalana przez opiekuna projektu na podstawie jakości, metodyki i stopnia zrealizowania planowanego produktu (wydania), jego dokumentacji oraz wkładu i zaangażowania studenta w pracę zespołu</w:t>
             </w:r>
           </w:p>
         </w:tc>
@@ -5997,6 +6062,7 @@
                 <w:i w:val="0"/>
                 <w:sz w:val="22"/>
               </w:rPr>
+              <w:t>Ćwiczenia / Laboratorium/Lektorat:; Burza mózgów; Kryteria oceny; Ćwiczenia/Laboratorium/Projekt/Lektorat; Ocena ustalana przez opiekuna projektu na podstawie jakości, metodyki i stopnia zrealizowania planowanego produktu (wydania), jego dokumentacji oraz wkładu i zaangażowania studenta w pracę zespołu</w:t>
             </w:r>
           </w:p>
         </w:tc>
@@ -6054,6 +6120,7 @@
                 <w:i w:val="0"/>
                 <w:sz w:val="22"/>
               </w:rPr>
+              <w:t>Ćwiczenia / Laboratorium/Lektorat:; Burza mózgów; Kryteria oceny; Ćwiczenia/Laboratorium/Projekt/Lektorat; Ocena ustalana przez opiekuna projektu na podstawie jakości, metodyki i stopnia zrealizowania planowanego produktu (wydania), jego dokumentacji oraz wkładu i zaangażowania studenta w pracę zespołu</w:t>
             </w:r>
           </w:p>
         </w:tc>
@@ -6159,62 +6226,6 @@
                 <w:sz w:val="16"/>
               </w:rPr>
               <w:t>Wyposażenie specjalistyczne konieczne do realizacji przedmiotu</w:t>
-            </w:r>
-          </w:p>
-        </w:tc>
-      </w:tr>
-      <w:tr>
-        <w:tc>
-          <w:tcPr>
-            <w:tcW w:type="dxa" w:w="3324"/>
-          </w:tcPr>
-          <w:p>
-            <w:pPr>
-              <w:spacing w:before="20" w:after="20"/>
-            </w:pPr>
-            <w:r>
-              <w:rPr>
-                <w:rFonts w:ascii="Aptos" w:hAnsi="Aptos"/>
-                <w:b w:val="0"/>
-                <w:i w:val="0"/>
-                <w:sz w:val="22"/>
-              </w:rPr>
-            </w:r>
-          </w:p>
-        </w:tc>
-        <w:tc>
-          <w:tcPr>
-            <w:tcW w:type="dxa" w:w="3324"/>
-          </w:tcPr>
-          <w:p>
-            <w:pPr>
-              <w:spacing w:before="20" w:after="20"/>
-            </w:pPr>
-            <w:r>
-              <w:rPr>
-                <w:rFonts w:ascii="Aptos" w:hAnsi="Aptos"/>
-                <w:b w:val="0"/>
-                <w:i w:val="0"/>
-                <w:sz w:val="22"/>
-              </w:rPr>
-            </w:r>
-          </w:p>
-        </w:tc>
-        <w:tc>
-          <w:tcPr>
-            <w:tcW w:type="dxa" w:w="3324"/>
-          </w:tcPr>
-          <w:p>
-            <w:pPr>
-              <w:spacing w:before="20" w:after="20"/>
-            </w:pPr>
-            <w:r>
-              <w:rPr>
-                <w:rFonts w:ascii="Aptos" w:hAnsi="Aptos"/>
-                <w:b w:val="0"/>
-                <w:i w:val="0"/>
-                <w:sz w:val="22"/>
-              </w:rPr>
             </w:r>
           </w:p>
         </w:tc>

--- a/public/assets/files/niestacjonarne/PRZ1.docx
+++ b/public/assets/files/niestacjonarne/PRZ1.docx
@@ -1156,6 +1156,7 @@
                 <w:i w:val="0"/>
                 <w:sz w:val="22"/>
               </w:rPr>
+              <w:t>Realizacja przydzielonych zadań w projekcie zespołowym; dokumentowanie postępów; przygotowanie wydania (release) produktu; współpraca z zespołem projektowym.</w:t>
             </w:r>
           </w:p>
         </w:tc>
@@ -1266,7 +1267,58 @@
           <w:tcPr>
             <w:tcW w:type="dxa" w:w="9972"/>
           </w:tcPr>
-          <w:p/>
+          <w:p>
+            <w:pPr>
+              <w:spacing w:before="20" w:after="20"/>
+            </w:pPr>
+            <w:r>
+              <w:rPr>
+                <w:rFonts w:ascii="Aptos" w:hAnsi="Aptos"/>
+                <w:b/>
+                <w:sz w:val="22"/>
+              </w:rPr>
+              <w:t>Ćwiczenia / Laboratorium:</w:t>
+            </w:r>
+          </w:p>
+          <w:p>
+            <w:pPr>
+              <w:spacing w:before="20" w:after="20"/>
+            </w:pPr>
+            <w:r>
+              <w:rPr>
+                <w:rFonts w:ascii="Aptos" w:hAnsi="Aptos"/>
+                <w:b w:val="0"/>
+                <w:sz w:val="22"/>
+              </w:rPr>
+              <w:t>• metoda projektów (projekt praktyczny)</w:t>
+            </w:r>
+          </w:p>
+          <w:p>
+            <w:pPr>
+              <w:spacing w:before="20" w:after="20"/>
+            </w:pPr>
+            <w:r>
+              <w:rPr>
+                <w:rFonts w:ascii="Aptos" w:hAnsi="Aptos"/>
+                <w:b w:val="0"/>
+                <w:sz w:val="22"/>
+              </w:rPr>
+              <w:t>• praca grupowa nad projektem z wykorzystaniem nowoczesnych technik informatycznych</w:t>
+            </w:r>
+          </w:p>
+          <w:p>
+            <w:pPr>
+              <w:spacing w:before="20" w:after="20"/>
+            </w:pPr>
+            <w:r>
+              <w:rPr>
+                <w:rFonts w:ascii="Aptos" w:hAnsi="Aptos"/>
+                <w:b w:val="0"/>
+                <w:sz w:val="22"/>
+              </w:rPr>
+              <w:t>• burza mózgów</w:t>
+            </w:r>
+          </w:p>
         </w:tc>
       </w:tr>
     </w:tbl>
@@ -1515,57 +1567,10 @@
             <w:r>
               <w:rPr>
                 <w:rFonts w:ascii="Aptos" w:hAnsi="Aptos"/>
+                <w:b w:val="0"/>
+                <w:i w:val="0"/>
                 <w:sz w:val="22"/>
               </w:rPr>
-              <w:t>1. Ćwiczenia / Laboratorium/Lektorat:</w:t>
-            </w:r>
-          </w:p>
-          <w:p>
-            <w:pPr>
-              <w:spacing w:before="20" w:after="20"/>
-            </w:pPr>
-            <w:r>
-              <w:rPr>
-                <w:rFonts w:ascii="Aptos" w:hAnsi="Aptos"/>
-                <w:sz w:val="22"/>
-              </w:rPr>
-              <w:t>2. Burza mózgów</w:t>
-            </w:r>
-          </w:p>
-          <w:p>
-            <w:pPr>
-              <w:spacing w:before="20" w:after="20"/>
-            </w:pPr>
-            <w:r>
-              <w:rPr>
-                <w:rFonts w:ascii="Aptos" w:hAnsi="Aptos"/>
-                <w:sz w:val="22"/>
-              </w:rPr>
-              <w:t>3. Kryteria oceny</w:t>
-            </w:r>
-          </w:p>
-          <w:p>
-            <w:pPr>
-              <w:spacing w:before="20" w:after="20"/>
-            </w:pPr>
-            <w:r>
-              <w:rPr>
-                <w:rFonts w:ascii="Aptos" w:hAnsi="Aptos"/>
-                <w:sz w:val="22"/>
-              </w:rPr>
-              <w:t>4. Ćwiczenia/Laboratorium/Projekt/Lektorat</w:t>
-            </w:r>
-          </w:p>
-          <w:p>
-            <w:pPr>
-              <w:spacing w:before="20" w:after="20"/>
-            </w:pPr>
-            <w:r>
-              <w:rPr>
-                <w:rFonts w:ascii="Aptos" w:hAnsi="Aptos"/>
-                <w:sz w:val="22"/>
-              </w:rPr>
-              <w:t>5. Ocena ustalana przez opiekuna projektu na podstawie jakości, metodyki i stopnia zrealizowania planowanego produktu (wydania), jego dokumentacji oraz wkładu i zaangażowania studenta w pracę zespołu</w:t>
             </w:r>
           </w:p>
         </w:tc>
@@ -1582,7 +1587,7 @@
                 <w:rFonts w:ascii="Aptos" w:hAnsi="Aptos"/>
                 <w:sz w:val="22"/>
               </w:rPr>
-              <w:t>1. Ćwiczenia / Laboratorium/Lektorat:</w:t>
+              <w:t>1. ocena pracy podczas ćwiczenia</w:t>
             </w:r>
           </w:p>
           <w:p>
@@ -1594,7 +1599,7 @@
                 <w:rFonts w:ascii="Aptos" w:hAnsi="Aptos"/>
                 <w:sz w:val="22"/>
               </w:rPr>
-              <w:t>2. Burza mózgów</w:t>
+              <w:t>2. prezentacja elementu zespołowej pracy semestralnej</w:t>
             </w:r>
           </w:p>
           <w:p>
@@ -1606,31 +1611,7 @@
                 <w:rFonts w:ascii="Aptos" w:hAnsi="Aptos"/>
                 <w:sz w:val="22"/>
               </w:rPr>
-              <w:t>3. Kryteria oceny</w:t>
-            </w:r>
-          </w:p>
-          <w:p>
-            <w:pPr>
-              <w:spacing w:before="20" w:after="20"/>
-            </w:pPr>
-            <w:r>
-              <w:rPr>
-                <w:rFonts w:ascii="Aptos" w:hAnsi="Aptos"/>
-                <w:sz w:val="22"/>
-              </w:rPr>
-              <w:t>4. Ćwiczenia/Laboratorium/Projekt/Lektorat</w:t>
-            </w:r>
-          </w:p>
-          <w:p>
-            <w:pPr>
-              <w:spacing w:before="20" w:after="20"/>
-            </w:pPr>
-            <w:r>
-              <w:rPr>
-                <w:rFonts w:ascii="Aptos" w:hAnsi="Aptos"/>
-                <w:sz w:val="22"/>
-              </w:rPr>
-              <w:t>5. Ocena ustalana przez opiekuna projektu na podstawie jakości, metodyki i stopnia zrealizowania planowanego produktu (wydania), jego dokumentacji oraz wkładu i zaangażowania studenta w pracę zespołu</w:t>
+              <w:t>3. raport z wykonanego zadania</w:t>
             </w:r>
           </w:p>
         </w:tc>
@@ -2952,7 +2933,7 @@
                 <w:i w:val="0"/>
                 <w:sz w:val="22"/>
               </w:rPr>
-              <w:t>Ćwiczenia / Laboratorium/Lektorat:; Burza mózgów; Kryteria oceny; Ćwiczenia/Laboratorium/Projekt/Lektorat; Ocena ustalana przez opiekuna projektu na podstawie jakości, metodyki i stopnia zrealizowania planowanego produktu (wydania), jego dokumentacji oraz wkładu i zaangażowania studenta w pracę zespołu</w:t>
+              <w:t>ocena pracy podczas ćwiczenia; prezentacja elementu zespołowej pracy semestralnej; raport z wykonanego zadania</w:t>
             </w:r>
           </w:p>
         </w:tc>
@@ -3010,7 +2991,7 @@
                 <w:i w:val="0"/>
                 <w:sz w:val="22"/>
               </w:rPr>
-              <w:t>Ćwiczenia / Laboratorium/Lektorat:; Burza mózgów; Kryteria oceny; Ćwiczenia/Laboratorium/Projekt/Lektorat; Ocena ustalana przez opiekuna projektu na podstawie jakości, metodyki i stopnia zrealizowania planowanego produktu (wydania), jego dokumentacji oraz wkładu i zaangażowania studenta w pracę zespołu</w:t>
+              <w:t>ocena pracy podczas ćwiczenia; prezentacja elementu zespołowej pracy semestralnej; raport z wykonanego zadania</w:t>
             </w:r>
           </w:p>
         </w:tc>
@@ -3068,7 +3049,7 @@
                 <w:i w:val="0"/>
                 <w:sz w:val="22"/>
               </w:rPr>
-              <w:t>Ćwiczenia / Laboratorium/Lektorat:; Burza mózgów; Kryteria oceny; Ćwiczenia/Laboratorium/Projekt/Lektorat; Ocena ustalana przez opiekuna projektu na podstawie jakości, metodyki i stopnia zrealizowania planowanego produktu (wydania), jego dokumentacji oraz wkładu i zaangażowania studenta w pracę zespołu</w:t>
+              <w:t>ocena pracy podczas ćwiczenia; prezentacja elementu zespołowej pracy semestralnej; raport z wykonanego zadania</w:t>
             </w:r>
           </w:p>
         </w:tc>
@@ -3126,7 +3107,7 @@
                 <w:i w:val="0"/>
                 <w:sz w:val="22"/>
               </w:rPr>
-              <w:t>Ćwiczenia / Laboratorium/Lektorat:; Burza mózgów; Kryteria oceny; Ćwiczenia/Laboratorium/Projekt/Lektorat; Ocena ustalana przez opiekuna projektu na podstawie jakości, metodyki i stopnia zrealizowania planowanego produktu (wydania), jego dokumentacji oraz wkładu i zaangażowania studenta w pracę zespołu</w:t>
+              <w:t>ocena pracy podczas ćwiczenia; prezentacja elementu zespołowej pracy semestralnej; raport z wykonanego zadania</w:t>
             </w:r>
           </w:p>
         </w:tc>
@@ -3184,7 +3165,7 @@
                 <w:i w:val="0"/>
                 <w:sz w:val="22"/>
               </w:rPr>
-              <w:t>Ćwiczenia / Laboratorium/Lektorat:; Burza mózgów; Kryteria oceny; Ćwiczenia/Laboratorium/Projekt/Lektorat; Ocena ustalana przez opiekuna projektu na podstawie jakości, metodyki i stopnia zrealizowania planowanego produktu (wydania), jego dokumentacji oraz wkładu i zaangażowania studenta w pracę zespołu</w:t>
+              <w:t>ocena pracy podczas ćwiczenia; prezentacja elementu zespołowej pracy semestralnej; raport z wykonanego zadania</w:t>
             </w:r>
           </w:p>
         </w:tc>
@@ -3242,7 +3223,7 @@
                 <w:i w:val="0"/>
                 <w:sz w:val="22"/>
               </w:rPr>
-              <w:t>Ćwiczenia / Laboratorium/Lektorat:; Burza mózgów; Kryteria oceny; Ćwiczenia/Laboratorium/Projekt/Lektorat; Ocena ustalana przez opiekuna projektu na podstawie jakości, metodyki i stopnia zrealizowania planowanego produktu (wydania), jego dokumentacji oraz wkładu i zaangażowania studenta w pracę zespołu</w:t>
+              <w:t>ocena pracy podczas ćwiczenia; prezentacja elementu zespołowej pracy semestralnej; raport z wykonanego zadania</w:t>
             </w:r>
           </w:p>
         </w:tc>
@@ -3300,7 +3281,7 @@
                 <w:i w:val="0"/>
                 <w:sz w:val="22"/>
               </w:rPr>
-              <w:t>Ćwiczenia / Laboratorium/Lektorat:; Burza mózgów; Kryteria oceny; Ćwiczenia/Laboratorium/Projekt/Lektorat; Ocena ustalana przez opiekuna projektu na podstawie jakości, metodyki i stopnia zrealizowania planowanego produktu (wydania), jego dokumentacji oraz wkładu i zaangażowania studenta w pracę zespołu</w:t>
+              <w:t>ocena pracy podczas ćwiczenia; prezentacja elementu zespołowej pracy semestralnej; raport z wykonanego zadania</w:t>
             </w:r>
           </w:p>
         </w:tc>
@@ -3358,7 +3339,7 @@
                 <w:i w:val="0"/>
                 <w:sz w:val="22"/>
               </w:rPr>
-              <w:t>Ćwiczenia / Laboratorium/Lektorat:; Burza mózgów; Kryteria oceny; Ćwiczenia/Laboratorium/Projekt/Lektorat; Ocena ustalana przez opiekuna projektu na podstawie jakości, metodyki i stopnia zrealizowania planowanego produktu (wydania), jego dokumentacji oraz wkładu i zaangażowania studenta w pracę zespołu</w:t>
+              <w:t>ocena pracy podczas ćwiczenia; prezentacja elementu zespołowej pracy semestralnej; raport z wykonanego zadania</w:t>
             </w:r>
           </w:p>
         </w:tc>
@@ -3416,7 +3397,7 @@
                 <w:i w:val="0"/>
                 <w:sz w:val="22"/>
               </w:rPr>
-              <w:t>Ćwiczenia / Laboratorium/Lektorat:; Burza mózgów; Kryteria oceny; Ćwiczenia/Laboratorium/Projekt/Lektorat; Ocena ustalana przez opiekuna projektu na podstawie jakości, metodyki i stopnia zrealizowania planowanego produktu (wydania), jego dokumentacji oraz wkładu i zaangażowania studenta w pracę zespołu</w:t>
+              <w:t>ocena pracy podczas ćwiczenia; prezentacja elementu zespołowej pracy semestralnej; raport z wykonanego zadania</w:t>
             </w:r>
           </w:p>
         </w:tc>
@@ -3474,7 +3455,7 @@
                 <w:i w:val="0"/>
                 <w:sz w:val="22"/>
               </w:rPr>
-              <w:t>Ćwiczenia / Laboratorium/Lektorat:; Burza mózgów; Kryteria oceny; Ćwiczenia/Laboratorium/Projekt/Lektorat; Ocena ustalana przez opiekuna projektu na podstawie jakości, metodyki i stopnia zrealizowania planowanego produktu (wydania), jego dokumentacji oraz wkładu i zaangażowania studenta w pracę zespołu</w:t>
+              <w:t>ocena pracy podczas ćwiczenia; prezentacja elementu zespołowej pracy semestralnej; raport z wykonanego zadania</w:t>
             </w:r>
           </w:p>
         </w:tc>
@@ -3532,7 +3513,7 @@
                 <w:i w:val="0"/>
                 <w:sz w:val="22"/>
               </w:rPr>
-              <w:t>Ćwiczenia / Laboratorium/Lektorat:; Burza mózgów; Kryteria oceny; Ćwiczenia/Laboratorium/Projekt/Lektorat; Ocena ustalana przez opiekuna projektu na podstawie jakości, metodyki i stopnia zrealizowania planowanego produktu (wydania), jego dokumentacji oraz wkładu i zaangażowania studenta w pracę zespołu</w:t>
+              <w:t>ocena pracy podczas ćwiczenia; prezentacja elementu zespołowej pracy semestralnej; raport z wykonanego zadania</w:t>
             </w:r>
           </w:p>
         </w:tc>
@@ -3590,7 +3571,7 @@
                 <w:i w:val="0"/>
                 <w:sz w:val="22"/>
               </w:rPr>
-              <w:t>Ćwiczenia / Laboratorium/Lektorat:; Burza mózgów; Kryteria oceny; Ćwiczenia/Laboratorium/Projekt/Lektorat; Ocena ustalana przez opiekuna projektu na podstawie jakości, metodyki i stopnia zrealizowania planowanego produktu (wydania), jego dokumentacji oraz wkładu i zaangażowania studenta w pracę zespołu</w:t>
+              <w:t>ocena pracy podczas ćwiczenia; prezentacja elementu zespołowej pracy semestralnej; raport z wykonanego zadania</w:t>
             </w:r>
           </w:p>
         </w:tc>
@@ -3648,7 +3629,7 @@
                 <w:i w:val="0"/>
                 <w:sz w:val="22"/>
               </w:rPr>
-              <w:t>Ćwiczenia / Laboratorium/Lektorat:; Burza mózgów; Kryteria oceny; Ćwiczenia/Laboratorium/Projekt/Lektorat; Ocena ustalana przez opiekuna projektu na podstawie jakości, metodyki i stopnia zrealizowania planowanego produktu (wydania), jego dokumentacji oraz wkładu i zaangażowania studenta w pracę zespołu</w:t>
+              <w:t>ocena pracy podczas ćwiczenia; prezentacja elementu zespołowej pracy semestralnej; raport z wykonanego zadania</w:t>
             </w:r>
           </w:p>
         </w:tc>
@@ -3706,7 +3687,7 @@
                 <w:i w:val="0"/>
                 <w:sz w:val="22"/>
               </w:rPr>
-              <w:t>Ćwiczenia / Laboratorium/Lektorat:; Burza mózgów; Kryteria oceny; Ćwiczenia/Laboratorium/Projekt/Lektorat; Ocena ustalana przez opiekuna projektu na podstawie jakości, metodyki i stopnia zrealizowania planowanego produktu (wydania), jego dokumentacji oraz wkładu i zaangażowania studenta w pracę zespołu</w:t>
+              <w:t>ocena pracy podczas ćwiczenia; prezentacja elementu zespołowej pracy semestralnej; raport z wykonanego zadania</w:t>
             </w:r>
           </w:p>
         </w:tc>
@@ -3764,7 +3745,7 @@
                 <w:i w:val="0"/>
                 <w:sz w:val="22"/>
               </w:rPr>
-              <w:t>Ćwiczenia / Laboratorium/Lektorat:; Burza mózgów; Kryteria oceny; Ćwiczenia/Laboratorium/Projekt/Lektorat; Ocena ustalana przez opiekuna projektu na podstawie jakości, metodyki i stopnia zrealizowania planowanego produktu (wydania), jego dokumentacji oraz wkładu i zaangażowania studenta w pracę zespołu</w:t>
+              <w:t>ocena pracy podczas ćwiczenia; prezentacja elementu zespołowej pracy semestralnej; raport z wykonanego zadania</w:t>
             </w:r>
           </w:p>
         </w:tc>
@@ -3927,7 +3908,7 @@
                 <w:i w:val="0"/>
                 <w:sz w:val="22"/>
               </w:rPr>
-              <w:t>Ćwiczenia / Laboratorium/Lektorat:; Burza mózgów; Kryteria oceny; Ćwiczenia/Laboratorium/Projekt/Lektorat; Ocena ustalana przez opiekuna projektu na podstawie jakości, metodyki i stopnia zrealizowania planowanego produktu (wydania), jego dokumentacji oraz wkładu i zaangażowania studenta w pracę zespołu</w:t>
+              <w:t>ocena pracy podczas ćwiczenia; prezentacja elementu zespołowej pracy semestralnej; raport z wykonanego zadania</w:t>
             </w:r>
           </w:p>
         </w:tc>
@@ -3985,7 +3966,7 @@
                 <w:i w:val="0"/>
                 <w:sz w:val="22"/>
               </w:rPr>
-              <w:t>Ćwiczenia / Laboratorium/Lektorat:; Burza mózgów; Kryteria oceny; Ćwiczenia/Laboratorium/Projekt/Lektorat; Ocena ustalana przez opiekuna projektu na podstawie jakości, metodyki i stopnia zrealizowania planowanego produktu (wydania), jego dokumentacji oraz wkładu i zaangażowania studenta w pracę zespołu</w:t>
+              <w:t>ocena pracy podczas ćwiczenia; prezentacja elementu zespołowej pracy semestralnej; raport z wykonanego zadania</w:t>
             </w:r>
           </w:p>
         </w:tc>
@@ -4043,7 +4024,7 @@
                 <w:i w:val="0"/>
                 <w:sz w:val="22"/>
               </w:rPr>
-              <w:t>Ćwiczenia / Laboratorium/Lektorat:; Burza mózgów; Kryteria oceny; Ćwiczenia/Laboratorium/Projekt/Lektorat; Ocena ustalana przez opiekuna projektu na podstawie jakości, metodyki i stopnia zrealizowania planowanego produktu (wydania), jego dokumentacji oraz wkładu i zaangażowania studenta w pracę zespołu</w:t>
+              <w:t>ocena pracy podczas ćwiczenia; prezentacja elementu zespołowej pracy semestralnej; raport z wykonanego zadania</w:t>
             </w:r>
           </w:p>
         </w:tc>
@@ -4101,7 +4082,7 @@
                 <w:i w:val="0"/>
                 <w:sz w:val="22"/>
               </w:rPr>
-              <w:t>Ćwiczenia / Laboratorium/Lektorat:; Burza mózgów; Kryteria oceny; Ćwiczenia/Laboratorium/Projekt/Lektorat; Ocena ustalana przez opiekuna projektu na podstawie jakości, metodyki i stopnia zrealizowania planowanego produktu (wydania), jego dokumentacji oraz wkładu i zaangażowania studenta w pracę zespołu</w:t>
+              <w:t>ocena pracy podczas ćwiczenia; prezentacja elementu zespołowej pracy semestralnej; raport z wykonanego zadania</w:t>
             </w:r>
           </w:p>
         </w:tc>
@@ -4159,7 +4140,7 @@
                 <w:i w:val="0"/>
                 <w:sz w:val="22"/>
               </w:rPr>
-              <w:t>Ćwiczenia / Laboratorium/Lektorat:; Burza mózgów; Kryteria oceny; Ćwiczenia/Laboratorium/Projekt/Lektorat; Ocena ustalana przez opiekuna projektu na podstawie jakości, metodyki i stopnia zrealizowania planowanego produktu (wydania), jego dokumentacji oraz wkładu i zaangażowania studenta w pracę zespołu</w:t>
+              <w:t>ocena pracy podczas ćwiczenia; prezentacja elementu zespołowej pracy semestralnej; raport z wykonanego zadania</w:t>
             </w:r>
           </w:p>
         </w:tc>
@@ -4217,7 +4198,7 @@
                 <w:i w:val="0"/>
                 <w:sz w:val="22"/>
               </w:rPr>
-              <w:t>Ćwiczenia / Laboratorium/Lektorat:; Burza mózgów; Kryteria oceny; Ćwiczenia/Laboratorium/Projekt/Lektorat; Ocena ustalana przez opiekuna projektu na podstawie jakości, metodyki i stopnia zrealizowania planowanego produktu (wydania), jego dokumentacji oraz wkładu i zaangażowania studenta w pracę zespołu</w:t>
+              <w:t>ocena pracy podczas ćwiczenia; prezentacja elementu zespołowej pracy semestralnej; raport z wykonanego zadania</w:t>
             </w:r>
           </w:p>
         </w:tc>
@@ -4275,7 +4256,7 @@
                 <w:i w:val="0"/>
                 <w:sz w:val="22"/>
               </w:rPr>
-              <w:t>Ćwiczenia / Laboratorium/Lektorat:; Burza mózgów; Kryteria oceny; Ćwiczenia/Laboratorium/Projekt/Lektorat; Ocena ustalana przez opiekuna projektu na podstawie jakości, metodyki i stopnia zrealizowania planowanego produktu (wydania), jego dokumentacji oraz wkładu i zaangażowania studenta w pracę zespołu</w:t>
+              <w:t>ocena pracy podczas ćwiczenia; prezentacja elementu zespołowej pracy semestralnej; raport z wykonanego zadania</w:t>
             </w:r>
           </w:p>
         </w:tc>
@@ -4333,7 +4314,7 @@
                 <w:i w:val="0"/>
                 <w:sz w:val="22"/>
               </w:rPr>
-              <w:t>Ćwiczenia / Laboratorium/Lektorat:; Burza mózgów; Kryteria oceny; Ćwiczenia/Laboratorium/Projekt/Lektorat; Ocena ustalana przez opiekuna projektu na podstawie jakości, metodyki i stopnia zrealizowania planowanego produktu (wydania), jego dokumentacji oraz wkładu i zaangażowania studenta w pracę zespołu</w:t>
+              <w:t>ocena pracy podczas ćwiczenia; prezentacja elementu zespołowej pracy semestralnej; raport z wykonanego zadania</w:t>
             </w:r>
           </w:p>
         </w:tc>
@@ -4391,7 +4372,7 @@
                 <w:i w:val="0"/>
                 <w:sz w:val="22"/>
               </w:rPr>
-              <w:t>Ćwiczenia / Laboratorium/Lektorat:; Burza mózgów; Kryteria oceny; Ćwiczenia/Laboratorium/Projekt/Lektorat; Ocena ustalana przez opiekuna projektu na podstawie jakości, metodyki i stopnia zrealizowania planowanego produktu (wydania), jego dokumentacji oraz wkładu i zaangażowania studenta w pracę zespołu</w:t>
+              <w:t>ocena pracy podczas ćwiczenia; prezentacja elementu zespołowej pracy semestralnej; raport z wykonanego zadania</w:t>
             </w:r>
           </w:p>
         </w:tc>
@@ -4449,7 +4430,7 @@
                 <w:i w:val="0"/>
                 <w:sz w:val="22"/>
               </w:rPr>
-              <w:t>Ćwiczenia / Laboratorium/Lektorat:; Burza mózgów; Kryteria oceny; Ćwiczenia/Laboratorium/Projekt/Lektorat; Ocena ustalana przez opiekuna projektu na podstawie jakości, metodyki i stopnia zrealizowania planowanego produktu (wydania), jego dokumentacji oraz wkładu i zaangażowania studenta w pracę zespołu</w:t>
+              <w:t>ocena pracy podczas ćwiczenia; prezentacja elementu zespołowej pracy semestralnej; raport z wykonanego zadania</w:t>
             </w:r>
           </w:p>
         </w:tc>
@@ -4507,7 +4488,7 @@
                 <w:i w:val="0"/>
                 <w:sz w:val="22"/>
               </w:rPr>
-              <w:t>Ćwiczenia / Laboratorium/Lektorat:; Burza mózgów; Kryteria oceny; Ćwiczenia/Laboratorium/Projekt/Lektorat; Ocena ustalana przez opiekuna projektu na podstawie jakości, metodyki i stopnia zrealizowania planowanego produktu (wydania), jego dokumentacji oraz wkładu i zaangażowania studenta w pracę zespołu</w:t>
+              <w:t>ocena pracy podczas ćwiczenia; prezentacja elementu zespołowej pracy semestralnej; raport z wykonanego zadania</w:t>
             </w:r>
           </w:p>
         </w:tc>
@@ -4565,7 +4546,7 @@
                 <w:i w:val="0"/>
                 <w:sz w:val="22"/>
               </w:rPr>
-              <w:t>Ćwiczenia / Laboratorium/Lektorat:; Burza mózgów; Kryteria oceny; Ćwiczenia/Laboratorium/Projekt/Lektorat; Ocena ustalana przez opiekuna projektu na podstawie jakości, metodyki i stopnia zrealizowania planowanego produktu (wydania), jego dokumentacji oraz wkładu i zaangażowania studenta w pracę zespołu</w:t>
+              <w:t>ocena pracy podczas ćwiczenia; prezentacja elementu zespołowej pracy semestralnej; raport z wykonanego zadania</w:t>
             </w:r>
           </w:p>
         </w:tc>
@@ -4623,7 +4604,7 @@
                 <w:i w:val="0"/>
                 <w:sz w:val="22"/>
               </w:rPr>
-              <w:t>Ćwiczenia / Laboratorium/Lektorat:; Burza mózgów; Kryteria oceny; Ćwiczenia/Laboratorium/Projekt/Lektorat; Ocena ustalana przez opiekuna projektu na podstawie jakości, metodyki i stopnia zrealizowania planowanego produktu (wydania), jego dokumentacji oraz wkładu i zaangażowania studenta w pracę zespołu</w:t>
+              <w:t>ocena pracy podczas ćwiczenia; prezentacja elementu zespołowej pracy semestralnej; raport z wykonanego zadania</w:t>
             </w:r>
           </w:p>
         </w:tc>
@@ -4681,7 +4662,7 @@
                 <w:i w:val="0"/>
                 <w:sz w:val="22"/>
               </w:rPr>
-              <w:t>Ćwiczenia / Laboratorium/Lektorat:; Burza mózgów; Kryteria oceny; Ćwiczenia/Laboratorium/Projekt/Lektorat; Ocena ustalana przez opiekuna projektu na podstawie jakości, metodyki i stopnia zrealizowania planowanego produktu (wydania), jego dokumentacji oraz wkładu i zaangażowania studenta w pracę zespołu</w:t>
+              <w:t>ocena pracy podczas ćwiczenia; prezentacja elementu zespołowej pracy semestralnej; raport z wykonanego zadania</w:t>
             </w:r>
           </w:p>
         </w:tc>
@@ -4739,7 +4720,7 @@
                 <w:i w:val="0"/>
                 <w:sz w:val="22"/>
               </w:rPr>
-              <w:t>Ćwiczenia / Laboratorium/Lektorat:; Burza mózgów; Kryteria oceny; Ćwiczenia/Laboratorium/Projekt/Lektorat; Ocena ustalana przez opiekuna projektu na podstawie jakości, metodyki i stopnia zrealizowania planowanego produktu (wydania), jego dokumentacji oraz wkładu i zaangażowania studenta w pracę zespołu</w:t>
+              <w:t>ocena pracy podczas ćwiczenia; prezentacja elementu zespołowej pracy semestralnej; raport z wykonanego zadania</w:t>
             </w:r>
           </w:p>
         </w:tc>
@@ -4797,7 +4778,7 @@
                 <w:i w:val="0"/>
                 <w:sz w:val="22"/>
               </w:rPr>
-              <w:t>Ćwiczenia / Laboratorium/Lektorat:; Burza mózgów; Kryteria oceny; Ćwiczenia/Laboratorium/Projekt/Lektorat; Ocena ustalana przez opiekuna projektu na podstawie jakości, metodyki i stopnia zrealizowania planowanego produktu (wydania), jego dokumentacji oraz wkładu i zaangażowania studenta w pracę zespołu</w:t>
+              <w:t>ocena pracy podczas ćwiczenia; prezentacja elementu zespołowej pracy semestralnej; raport z wykonanego zadania</w:t>
             </w:r>
           </w:p>
         </w:tc>
@@ -4855,7 +4836,7 @@
                 <w:i w:val="0"/>
                 <w:sz w:val="22"/>
               </w:rPr>
-              <w:t>Ćwiczenia / Laboratorium/Lektorat:; Burza mózgów; Kryteria oceny; Ćwiczenia/Laboratorium/Projekt/Lektorat; Ocena ustalana przez opiekuna projektu na podstawie jakości, metodyki i stopnia zrealizowania planowanego produktu (wydania), jego dokumentacji oraz wkładu i zaangażowania studenta w pracę zespołu</w:t>
+              <w:t>ocena pracy podczas ćwiczenia; prezentacja elementu zespołowej pracy semestralnej; raport z wykonanego zadania</w:t>
             </w:r>
           </w:p>
         </w:tc>
@@ -4913,7 +4894,7 @@
                 <w:i w:val="0"/>
                 <w:sz w:val="22"/>
               </w:rPr>
-              <w:t>Ćwiczenia / Laboratorium/Lektorat:; Burza mózgów; Kryteria oceny; Ćwiczenia/Laboratorium/Projekt/Lektorat; Ocena ustalana przez opiekuna projektu na podstawie jakości, metodyki i stopnia zrealizowania planowanego produktu (wydania), jego dokumentacji oraz wkładu i zaangażowania studenta w pracę zespołu</w:t>
+              <w:t>ocena pracy podczas ćwiczenia; prezentacja elementu zespołowej pracy semestralnej; raport z wykonanego zadania</w:t>
             </w:r>
           </w:p>
         </w:tc>
@@ -4971,7 +4952,7 @@
                 <w:i w:val="0"/>
                 <w:sz w:val="22"/>
               </w:rPr>
-              <w:t>Ćwiczenia / Laboratorium/Lektorat:; Burza mózgów; Kryteria oceny; Ćwiczenia/Laboratorium/Projekt/Lektorat; Ocena ustalana przez opiekuna projektu na podstawie jakości, metodyki i stopnia zrealizowania planowanego produktu (wydania), jego dokumentacji oraz wkładu i zaangażowania studenta w pracę zespołu</w:t>
+              <w:t>ocena pracy podczas ćwiczenia; prezentacja elementu zespołowej pracy semestralnej; raport z wykonanego zadania</w:t>
             </w:r>
           </w:p>
         </w:tc>
@@ -5029,7 +5010,7 @@
                 <w:i w:val="0"/>
                 <w:sz w:val="22"/>
               </w:rPr>
-              <w:t>Ćwiczenia / Laboratorium/Lektorat:; Burza mózgów; Kryteria oceny; Ćwiczenia/Laboratorium/Projekt/Lektorat; Ocena ustalana przez opiekuna projektu na podstawie jakości, metodyki i stopnia zrealizowania planowanego produktu (wydania), jego dokumentacji oraz wkładu i zaangażowania studenta w pracę zespołu</w:t>
+              <w:t>ocena pracy podczas ćwiczenia; prezentacja elementu zespołowej pracy semestralnej; raport z wykonanego zadania</w:t>
             </w:r>
           </w:p>
         </w:tc>
@@ -5087,7 +5068,7 @@
                 <w:i w:val="0"/>
                 <w:sz w:val="22"/>
               </w:rPr>
-              <w:t>Ćwiczenia / Laboratorium/Lektorat:; Burza mózgów; Kryteria oceny; Ćwiczenia/Laboratorium/Projekt/Lektorat; Ocena ustalana przez opiekuna projektu na podstawie jakości, metodyki i stopnia zrealizowania planowanego produktu (wydania), jego dokumentacji oraz wkładu i zaangażowania studenta w pracę zespołu</w:t>
+              <w:t>ocena pracy podczas ćwiczenia; prezentacja elementu zespołowej pracy semestralnej; raport z wykonanego zadania</w:t>
             </w:r>
           </w:p>
         </w:tc>
@@ -5145,7 +5126,7 @@
                 <w:i w:val="0"/>
                 <w:sz w:val="22"/>
               </w:rPr>
-              <w:t>Ćwiczenia / Laboratorium/Lektorat:; Burza mózgów; Kryteria oceny; Ćwiczenia/Laboratorium/Projekt/Lektorat; Ocena ustalana przez opiekuna projektu na podstawie jakości, metodyki i stopnia zrealizowania planowanego produktu (wydania), jego dokumentacji oraz wkładu i zaangażowania studenta w pracę zespołu</w:t>
+              <w:t>ocena pracy podczas ćwiczenia; prezentacja elementu zespołowej pracy semestralnej; raport z wykonanego zadania</w:t>
             </w:r>
           </w:p>
         </w:tc>
@@ -5203,7 +5184,7 @@
                 <w:i w:val="0"/>
                 <w:sz w:val="22"/>
               </w:rPr>
-              <w:t>Ćwiczenia / Laboratorium/Lektorat:; Burza mózgów; Kryteria oceny; Ćwiczenia/Laboratorium/Projekt/Lektorat; Ocena ustalana przez opiekuna projektu na podstawie jakości, metodyki i stopnia zrealizowania planowanego produktu (wydania), jego dokumentacji oraz wkładu i zaangażowania studenta w pracę zespołu</w:t>
+              <w:t>ocena pracy podczas ćwiczenia; prezentacja elementu zespołowej pracy semestralnej; raport z wykonanego zadania</w:t>
             </w:r>
           </w:p>
         </w:tc>
@@ -5261,7 +5242,7 @@
                 <w:i w:val="0"/>
                 <w:sz w:val="22"/>
               </w:rPr>
-              <w:t>Ćwiczenia / Laboratorium/Lektorat:; Burza mózgów; Kryteria oceny; Ćwiczenia/Laboratorium/Projekt/Lektorat; Ocena ustalana przez opiekuna projektu na podstawie jakości, metodyki i stopnia zrealizowania planowanego produktu (wydania), jego dokumentacji oraz wkładu i zaangażowania studenta w pracę zespołu</w:t>
+              <w:t>ocena pracy podczas ćwiczenia; prezentacja elementu zespołowej pracy semestralnej; raport z wykonanego zadania</w:t>
             </w:r>
           </w:p>
         </w:tc>
@@ -5319,7 +5300,7 @@
                 <w:i w:val="0"/>
                 <w:sz w:val="22"/>
               </w:rPr>
-              <w:t>Ćwiczenia / Laboratorium/Lektorat:; Burza mózgów; Kryteria oceny; Ćwiczenia/Laboratorium/Projekt/Lektorat; Ocena ustalana przez opiekuna projektu na podstawie jakości, metodyki i stopnia zrealizowania planowanego produktu (wydania), jego dokumentacji oraz wkładu i zaangażowania studenta w pracę zespołu</w:t>
+              <w:t>ocena pracy podczas ćwiczenia; prezentacja elementu zespołowej pracy semestralnej; raport z wykonanego zadania</w:t>
             </w:r>
           </w:p>
         </w:tc>
@@ -5377,7 +5358,7 @@
                 <w:i w:val="0"/>
                 <w:sz w:val="22"/>
               </w:rPr>
-              <w:t>Ćwiczenia / Laboratorium/Lektorat:; Burza mózgów; Kryteria oceny; Ćwiczenia/Laboratorium/Projekt/Lektorat; Ocena ustalana przez opiekuna projektu na podstawie jakości, metodyki i stopnia zrealizowania planowanego produktu (wydania), jego dokumentacji oraz wkładu i zaangażowania studenta w pracę zespołu</w:t>
+              <w:t>ocena pracy podczas ćwiczenia; prezentacja elementu zespołowej pracy semestralnej; raport z wykonanego zadania</w:t>
             </w:r>
           </w:p>
         </w:tc>
@@ -5435,7 +5416,7 @@
                 <w:i w:val="0"/>
                 <w:sz w:val="22"/>
               </w:rPr>
-              <w:t>Ćwiczenia / Laboratorium/Lektorat:; Burza mózgów; Kryteria oceny; Ćwiczenia/Laboratorium/Projekt/Lektorat; Ocena ustalana przez opiekuna projektu na podstawie jakości, metodyki i stopnia zrealizowania planowanego produktu (wydania), jego dokumentacji oraz wkładu i zaangażowania studenta w pracę zespołu</w:t>
+              <w:t>ocena pracy podczas ćwiczenia; prezentacja elementu zespołowej pracy semestralnej; raport z wykonanego zadania</w:t>
             </w:r>
           </w:p>
         </w:tc>
@@ -5493,7 +5474,7 @@
                 <w:i w:val="0"/>
                 <w:sz w:val="22"/>
               </w:rPr>
-              <w:t>Ćwiczenia / Laboratorium/Lektorat:; Burza mózgów; Kryteria oceny; Ćwiczenia/Laboratorium/Projekt/Lektorat; Ocena ustalana przez opiekuna projektu na podstawie jakości, metodyki i stopnia zrealizowania planowanego produktu (wydania), jego dokumentacji oraz wkładu i zaangażowania studenta w pracę zespołu</w:t>
+              <w:t>ocena pracy podczas ćwiczenia; prezentacja elementu zespołowej pracy semestralnej; raport z wykonanego zadania</w:t>
             </w:r>
           </w:p>
         </w:tc>
@@ -5551,7 +5532,7 @@
                 <w:i w:val="0"/>
                 <w:sz w:val="22"/>
               </w:rPr>
-              <w:t>Ćwiczenia / Laboratorium/Lektorat:; Burza mózgów; Kryteria oceny; Ćwiczenia/Laboratorium/Projekt/Lektorat; Ocena ustalana przez opiekuna projektu na podstawie jakości, metodyki i stopnia zrealizowania planowanego produktu (wydania), jego dokumentacji oraz wkładu i zaangażowania studenta w pracę zespołu</w:t>
+              <w:t>ocena pracy podczas ćwiczenia; prezentacja elementu zespołowej pracy semestralnej; raport z wykonanego zadania</w:t>
             </w:r>
           </w:p>
         </w:tc>
@@ -5714,7 +5695,7 @@
                 <w:i w:val="0"/>
                 <w:sz w:val="22"/>
               </w:rPr>
-              <w:t>Ćwiczenia / Laboratorium/Lektorat:; Burza mózgów; Kryteria oceny; Ćwiczenia/Laboratorium/Projekt/Lektorat; Ocena ustalana przez opiekuna projektu na podstawie jakości, metodyki i stopnia zrealizowania planowanego produktu (wydania), jego dokumentacji oraz wkładu i zaangażowania studenta w pracę zespołu</w:t>
+              <w:t>ocena pracy podczas ćwiczenia; prezentacja elementu zespołowej pracy semestralnej; raport z wykonanego zadania</w:t>
             </w:r>
           </w:p>
         </w:tc>
@@ -5772,7 +5753,7 @@
                 <w:i w:val="0"/>
                 <w:sz w:val="22"/>
               </w:rPr>
-              <w:t>Ćwiczenia / Laboratorium/Lektorat:; Burza mózgów; Kryteria oceny; Ćwiczenia/Laboratorium/Projekt/Lektorat; Ocena ustalana przez opiekuna projektu na podstawie jakości, metodyki i stopnia zrealizowania planowanego produktu (wydania), jego dokumentacji oraz wkładu i zaangażowania studenta w pracę zespołu</w:t>
+              <w:t>ocena pracy podczas ćwiczenia; prezentacja elementu zespołowej pracy semestralnej; raport z wykonanego zadania</w:t>
             </w:r>
           </w:p>
         </w:tc>
@@ -5830,7 +5811,7 @@
                 <w:i w:val="0"/>
                 <w:sz w:val="22"/>
               </w:rPr>
-              <w:t>Ćwiczenia / Laboratorium/Lektorat:; Burza mózgów; Kryteria oceny; Ćwiczenia/Laboratorium/Projekt/Lektorat; Ocena ustalana przez opiekuna projektu na podstawie jakości, metodyki i stopnia zrealizowania planowanego produktu (wydania), jego dokumentacji oraz wkładu i zaangażowania studenta w pracę zespołu</w:t>
+              <w:t>ocena pracy podczas ćwiczenia; prezentacja elementu zespołowej pracy semestralnej; raport z wykonanego zadania</w:t>
             </w:r>
           </w:p>
         </w:tc>
@@ -5888,7 +5869,7 @@
                 <w:i w:val="0"/>
                 <w:sz w:val="22"/>
               </w:rPr>
-              <w:t>Ćwiczenia / Laboratorium/Lektorat:; Burza mózgów; Kryteria oceny; Ćwiczenia/Laboratorium/Projekt/Lektorat; Ocena ustalana przez opiekuna projektu na podstawie jakości, metodyki i stopnia zrealizowania planowanego produktu (wydania), jego dokumentacji oraz wkładu i zaangażowania studenta w pracę zespołu</w:t>
+              <w:t>ocena pracy podczas ćwiczenia; prezentacja elementu zespołowej pracy semestralnej; raport z wykonanego zadania</w:t>
             </w:r>
           </w:p>
         </w:tc>
@@ -5946,7 +5927,7 @@
                 <w:i w:val="0"/>
                 <w:sz w:val="22"/>
               </w:rPr>
-              <w:t>Ćwiczenia / Laboratorium/Lektorat:; Burza mózgów; Kryteria oceny; Ćwiczenia/Laboratorium/Projekt/Lektorat; Ocena ustalana przez opiekuna projektu na podstawie jakości, metodyki i stopnia zrealizowania planowanego produktu (wydania), jego dokumentacji oraz wkładu i zaangażowania studenta w pracę zespołu</w:t>
+              <w:t>ocena pracy podczas ćwiczenia; prezentacja elementu zespołowej pracy semestralnej; raport z wykonanego zadania</w:t>
             </w:r>
           </w:p>
         </w:tc>
@@ -6004,7 +5985,7 @@
                 <w:i w:val="0"/>
                 <w:sz w:val="22"/>
               </w:rPr>
-              <w:t>Ćwiczenia / Laboratorium/Lektorat:; Burza mózgów; Kryteria oceny; Ćwiczenia/Laboratorium/Projekt/Lektorat; Ocena ustalana przez opiekuna projektu na podstawie jakości, metodyki i stopnia zrealizowania planowanego produktu (wydania), jego dokumentacji oraz wkładu i zaangażowania studenta w pracę zespołu</w:t>
+              <w:t>ocena pracy podczas ćwiczenia; prezentacja elementu zespołowej pracy semestralnej; raport z wykonanego zadania</w:t>
             </w:r>
           </w:p>
         </w:tc>
@@ -6062,7 +6043,7 @@
                 <w:i w:val="0"/>
                 <w:sz w:val="22"/>
               </w:rPr>
-              <w:t>Ćwiczenia / Laboratorium/Lektorat:; Burza mózgów; Kryteria oceny; Ćwiczenia/Laboratorium/Projekt/Lektorat; Ocena ustalana przez opiekuna projektu na podstawie jakości, metodyki i stopnia zrealizowania planowanego produktu (wydania), jego dokumentacji oraz wkładu i zaangażowania studenta w pracę zespołu</w:t>
+              <w:t>ocena pracy podczas ćwiczenia; prezentacja elementu zespołowej pracy semestralnej; raport z wykonanego zadania</w:t>
             </w:r>
           </w:p>
         </w:tc>
@@ -6120,7 +6101,7 @@
                 <w:i w:val="0"/>
                 <w:sz w:val="22"/>
               </w:rPr>
-              <w:t>Ćwiczenia / Laboratorium/Lektorat:; Burza mózgów; Kryteria oceny; Ćwiczenia/Laboratorium/Projekt/Lektorat; Ocena ustalana przez opiekuna projektu na podstawie jakości, metodyki i stopnia zrealizowania planowanego produktu (wydania), jego dokumentacji oraz wkładu i zaangażowania studenta w pracę zespołu</w:t>
+              <w:t>ocena pracy podczas ćwiczenia; prezentacja elementu zespołowej pracy semestralnej; raport z wykonanego zadania</w:t>
             </w:r>
           </w:p>
         </w:tc>

--- a/public/assets/files/niestacjonarne/PRZ1.docx
+++ b/public/assets/files/niestacjonarne/PRZ1.docx
@@ -2896,6 +2896,7 @@
                 <w:i w:val="0"/>
                 <w:sz w:val="22"/>
               </w:rPr>
+              <w:t>K_W13</w:t>
             </w:r>
           </w:p>
         </w:tc>
@@ -2933,7 +2934,6 @@
                 <w:i w:val="0"/>
                 <w:sz w:val="22"/>
               </w:rPr>
-              <w:t>ocena pracy podczas ćwiczenia; prezentacja elementu zespołowej pracy semestralnej; raport z wykonanego zadania</w:t>
             </w:r>
           </w:p>
         </w:tc>
@@ -2954,6 +2954,7 @@
                 <w:i w:val="0"/>
                 <w:sz w:val="22"/>
               </w:rPr>
+              <w:t>K_W17</w:t>
             </w:r>
           </w:p>
         </w:tc>
@@ -2991,7 +2992,6 @@
                 <w:i w:val="0"/>
                 <w:sz w:val="22"/>
               </w:rPr>
-              <w:t>ocena pracy podczas ćwiczenia; prezentacja elementu zespołowej pracy semestralnej; raport z wykonanego zadania</w:t>
             </w:r>
           </w:p>
         </w:tc>
@@ -3012,6 +3012,7 @@
                 <w:i w:val="0"/>
                 <w:sz w:val="22"/>
               </w:rPr>
+              <w:t>K_W14</w:t>
             </w:r>
           </w:p>
         </w:tc>
@@ -3049,7 +3050,6 @@
                 <w:i w:val="0"/>
                 <w:sz w:val="22"/>
               </w:rPr>
-              <w:t>ocena pracy podczas ćwiczenia; prezentacja elementu zespołowej pracy semestralnej; raport z wykonanego zadania</w:t>
             </w:r>
           </w:p>
         </w:tc>
@@ -3070,6 +3070,7 @@
                 <w:i w:val="0"/>
                 <w:sz w:val="22"/>
               </w:rPr>
+              <w:t>K_W14</w:t>
             </w:r>
           </w:p>
         </w:tc>
@@ -3107,7 +3108,6 @@
                 <w:i w:val="0"/>
                 <w:sz w:val="22"/>
               </w:rPr>
-              <w:t>ocena pracy podczas ćwiczenia; prezentacja elementu zespołowej pracy semestralnej; raport z wykonanego zadania</w:t>
             </w:r>
           </w:p>
         </w:tc>
@@ -3128,6 +3128,7 @@
                 <w:i w:val="0"/>
                 <w:sz w:val="22"/>
               </w:rPr>
+              <w:t>K_W14</w:t>
             </w:r>
           </w:p>
         </w:tc>
@@ -3165,7 +3166,6 @@
                 <w:i w:val="0"/>
                 <w:sz w:val="22"/>
               </w:rPr>
-              <w:t>ocena pracy podczas ćwiczenia; prezentacja elementu zespołowej pracy semestralnej; raport z wykonanego zadania</w:t>
             </w:r>
           </w:p>
         </w:tc>
@@ -3186,6 +3186,7 @@
                 <w:i w:val="0"/>
                 <w:sz w:val="22"/>
               </w:rPr>
+              <w:t>K_W14</w:t>
             </w:r>
           </w:p>
         </w:tc>
@@ -3223,7 +3224,6 @@
                 <w:i w:val="0"/>
                 <w:sz w:val="22"/>
               </w:rPr>
-              <w:t>ocena pracy podczas ćwiczenia; prezentacja elementu zespołowej pracy semestralnej; raport z wykonanego zadania</w:t>
             </w:r>
           </w:p>
         </w:tc>
@@ -3244,6 +3244,7 @@
                 <w:i w:val="0"/>
                 <w:sz w:val="22"/>
               </w:rPr>
+              <w:t>K_W14</w:t>
             </w:r>
           </w:p>
         </w:tc>
@@ -3281,7 +3282,6 @@
                 <w:i w:val="0"/>
                 <w:sz w:val="22"/>
               </w:rPr>
-              <w:t>ocena pracy podczas ćwiczenia; prezentacja elementu zespołowej pracy semestralnej; raport z wykonanego zadania</w:t>
             </w:r>
           </w:p>
         </w:tc>
@@ -3302,6 +3302,7 @@
                 <w:i w:val="0"/>
                 <w:sz w:val="22"/>
               </w:rPr>
+              <w:t>K_W17</w:t>
             </w:r>
           </w:p>
         </w:tc>
@@ -3339,7 +3340,6 @@
                 <w:i w:val="0"/>
                 <w:sz w:val="22"/>
               </w:rPr>
-              <w:t>ocena pracy podczas ćwiczenia; prezentacja elementu zespołowej pracy semestralnej; raport z wykonanego zadania</w:t>
             </w:r>
           </w:p>
         </w:tc>
@@ -3360,6 +3360,7 @@
                 <w:i w:val="0"/>
                 <w:sz w:val="22"/>
               </w:rPr>
+              <w:t>K_W15</w:t>
             </w:r>
           </w:p>
         </w:tc>
@@ -3397,7 +3398,6 @@
                 <w:i w:val="0"/>
                 <w:sz w:val="22"/>
               </w:rPr>
-              <w:t>ocena pracy podczas ćwiczenia; prezentacja elementu zespołowej pracy semestralnej; raport z wykonanego zadania</w:t>
             </w:r>
           </w:p>
         </w:tc>
@@ -3418,6 +3418,7 @@
                 <w:i w:val="0"/>
                 <w:sz w:val="22"/>
               </w:rPr>
+              <w:t>K_W15</w:t>
             </w:r>
           </w:p>
         </w:tc>
@@ -3455,7 +3456,6 @@
                 <w:i w:val="0"/>
                 <w:sz w:val="22"/>
               </w:rPr>
-              <w:t>ocena pracy podczas ćwiczenia; prezentacja elementu zespołowej pracy semestralnej; raport z wykonanego zadania</w:t>
             </w:r>
           </w:p>
         </w:tc>
@@ -3476,6 +3476,7 @@
                 <w:i w:val="0"/>
                 <w:sz w:val="22"/>
               </w:rPr>
+              <w:t>K_W15</w:t>
             </w:r>
           </w:p>
         </w:tc>
@@ -3513,7 +3514,6 @@
                 <w:i w:val="0"/>
                 <w:sz w:val="22"/>
               </w:rPr>
-              <w:t>ocena pracy podczas ćwiczenia; prezentacja elementu zespołowej pracy semestralnej; raport z wykonanego zadania</w:t>
             </w:r>
           </w:p>
         </w:tc>
@@ -3534,6 +3534,7 @@
                 <w:i w:val="0"/>
                 <w:sz w:val="22"/>
               </w:rPr>
+              <w:t>K_W16</w:t>
             </w:r>
           </w:p>
         </w:tc>
@@ -3571,7 +3572,6 @@
                 <w:i w:val="0"/>
                 <w:sz w:val="22"/>
               </w:rPr>
-              <w:t>ocena pracy podczas ćwiczenia; prezentacja elementu zespołowej pracy semestralnej; raport z wykonanego zadania</w:t>
             </w:r>
           </w:p>
         </w:tc>
@@ -3592,6 +3592,7 @@
                 <w:i w:val="0"/>
                 <w:sz w:val="22"/>
               </w:rPr>
+              <w:t>K_W17</w:t>
             </w:r>
           </w:p>
         </w:tc>
@@ -3629,7 +3630,6 @@
                 <w:i w:val="0"/>
                 <w:sz w:val="22"/>
               </w:rPr>
-              <w:t>ocena pracy podczas ćwiczenia; prezentacja elementu zespołowej pracy semestralnej; raport z wykonanego zadania</w:t>
             </w:r>
           </w:p>
         </w:tc>
@@ -3650,6 +3650,7 @@
                 <w:i w:val="0"/>
                 <w:sz w:val="22"/>
               </w:rPr>
+              <w:t>K_W20</w:t>
             </w:r>
           </w:p>
         </w:tc>
@@ -3687,7 +3688,6 @@
                 <w:i w:val="0"/>
                 <w:sz w:val="22"/>
               </w:rPr>
-              <w:t>ocena pracy podczas ćwiczenia; prezentacja elementu zespołowej pracy semestralnej; raport z wykonanego zadania</w:t>
             </w:r>
           </w:p>
         </w:tc>
@@ -3708,6 +3708,7 @@
                 <w:i w:val="0"/>
                 <w:sz w:val="22"/>
               </w:rPr>
+              <w:t>K_W17</w:t>
             </w:r>
           </w:p>
         </w:tc>
@@ -3745,7 +3746,6 @@
                 <w:i w:val="0"/>
                 <w:sz w:val="22"/>
               </w:rPr>
-              <w:t>ocena pracy podczas ćwiczenia; prezentacja elementu zespołowej pracy semestralnej; raport z wykonanego zadania</w:t>
             </w:r>
           </w:p>
         </w:tc>
@@ -3871,6 +3871,7 @@
                 <w:i w:val="0"/>
                 <w:sz w:val="22"/>
               </w:rPr>
+              <w:t>K_U01</w:t>
             </w:r>
           </w:p>
         </w:tc>
@@ -3908,7 +3909,7 @@
                 <w:i w:val="0"/>
                 <w:sz w:val="22"/>
               </w:rPr>
-              <w:t>ocena pracy podczas ćwiczenia; prezentacja elementu zespołowej pracy semestralnej; raport z wykonanego zadania</w:t>
+              <w:t>ocena pracy podczas ćwiczenia, prezentacja elementu zespołowej pracy semestralnej, raport z wykonanego zadania</w:t>
             </w:r>
           </w:p>
         </w:tc>
@@ -3929,6 +3930,7 @@
                 <w:i w:val="0"/>
                 <w:sz w:val="22"/>
               </w:rPr>
+              <w:t>K_U02</w:t>
             </w:r>
           </w:p>
         </w:tc>
@@ -3966,7 +3968,7 @@
                 <w:i w:val="0"/>
                 <w:sz w:val="22"/>
               </w:rPr>
-              <w:t>ocena pracy podczas ćwiczenia; prezentacja elementu zespołowej pracy semestralnej; raport z wykonanego zadania</w:t>
+              <w:t>ocena pracy podczas ćwiczenia, prezentacja elementu zespołowej pracy semestralnej, raport z wykonanego zadania</w:t>
             </w:r>
           </w:p>
         </w:tc>
@@ -3987,6 +3989,7 @@
                 <w:i w:val="0"/>
                 <w:sz w:val="22"/>
               </w:rPr>
+              <w:t>K_U03</w:t>
             </w:r>
           </w:p>
         </w:tc>
@@ -4024,7 +4027,7 @@
                 <w:i w:val="0"/>
                 <w:sz w:val="22"/>
               </w:rPr>
-              <w:t>ocena pracy podczas ćwiczenia; prezentacja elementu zespołowej pracy semestralnej; raport z wykonanego zadania</w:t>
+              <w:t>ocena pracy podczas ćwiczenia, prezentacja elementu zespołowej pracy semestralnej, raport z wykonanego zadania</w:t>
             </w:r>
           </w:p>
         </w:tc>
@@ -4045,6 +4048,7 @@
                 <w:i w:val="0"/>
                 <w:sz w:val="22"/>
               </w:rPr>
+              <w:t>K_U04</w:t>
             </w:r>
           </w:p>
         </w:tc>
@@ -4082,7 +4086,7 @@
                 <w:i w:val="0"/>
                 <w:sz w:val="22"/>
               </w:rPr>
-              <w:t>ocena pracy podczas ćwiczenia; prezentacja elementu zespołowej pracy semestralnej; raport z wykonanego zadania</w:t>
+              <w:t>ocena pracy podczas ćwiczenia, prezentacja elementu zespołowej pracy semestralnej, raport z wykonanego zadania</w:t>
             </w:r>
           </w:p>
         </w:tc>
@@ -4103,6 +4107,7 @@
                 <w:i w:val="0"/>
                 <w:sz w:val="22"/>
               </w:rPr>
+              <w:t>K_U19</w:t>
             </w:r>
           </w:p>
         </w:tc>
@@ -4140,7 +4145,7 @@
                 <w:i w:val="0"/>
                 <w:sz w:val="22"/>
               </w:rPr>
-              <w:t>ocena pracy podczas ćwiczenia; prezentacja elementu zespołowej pracy semestralnej; raport z wykonanego zadania</w:t>
+              <w:t>ocena pracy podczas ćwiczenia, prezentacja elementu zespołowej pracy semestralnej, raport z wykonanego zadania</w:t>
             </w:r>
           </w:p>
         </w:tc>
@@ -4161,6 +4166,7 @@
                 <w:i w:val="0"/>
                 <w:sz w:val="22"/>
               </w:rPr>
+              <w:t>K_U05</w:t>
             </w:r>
           </w:p>
         </w:tc>
@@ -4198,7 +4204,7 @@
                 <w:i w:val="0"/>
                 <w:sz w:val="22"/>
               </w:rPr>
-              <w:t>ocena pracy podczas ćwiczenia; prezentacja elementu zespołowej pracy semestralnej; raport z wykonanego zadania</w:t>
+              <w:t>ocena pracy podczas ćwiczenia, prezentacja elementu zespołowej pracy semestralnej, raport z wykonanego zadania</w:t>
             </w:r>
           </w:p>
         </w:tc>
@@ -4219,6 +4225,7 @@
                 <w:i w:val="0"/>
                 <w:sz w:val="22"/>
               </w:rPr>
+              <w:t>K_U05</w:t>
             </w:r>
           </w:p>
         </w:tc>
@@ -4256,7 +4263,7 @@
                 <w:i w:val="0"/>
                 <w:sz w:val="22"/>
               </w:rPr>
-              <w:t>ocena pracy podczas ćwiczenia; prezentacja elementu zespołowej pracy semestralnej; raport z wykonanego zadania</w:t>
+              <w:t>ocena pracy podczas ćwiczenia, prezentacja elementu zespołowej pracy semestralnej, raport z wykonanego zadania</w:t>
             </w:r>
           </w:p>
         </w:tc>
@@ -4277,6 +4284,7 @@
                 <w:i w:val="0"/>
                 <w:sz w:val="22"/>
               </w:rPr>
+              <w:t>K_U05</w:t>
             </w:r>
           </w:p>
         </w:tc>
@@ -4314,7 +4322,7 @@
                 <w:i w:val="0"/>
                 <w:sz w:val="22"/>
               </w:rPr>
-              <w:t>ocena pracy podczas ćwiczenia; prezentacja elementu zespołowej pracy semestralnej; raport z wykonanego zadania</w:t>
+              <w:t>ocena pracy podczas ćwiczenia, prezentacja elementu zespołowej pracy semestralnej, raport z wykonanego zadania</w:t>
             </w:r>
           </w:p>
         </w:tc>
@@ -4335,6 +4343,7 @@
                 <w:i w:val="0"/>
                 <w:sz w:val="22"/>
               </w:rPr>
+              <w:t>K_U19</w:t>
             </w:r>
           </w:p>
         </w:tc>
@@ -4372,7 +4381,7 @@
                 <w:i w:val="0"/>
                 <w:sz w:val="22"/>
               </w:rPr>
-              <w:t>ocena pracy podczas ćwiczenia; prezentacja elementu zespołowej pracy semestralnej; raport z wykonanego zadania</w:t>
+              <w:t>ocena pracy podczas ćwiczenia, prezentacja elementu zespołowej pracy semestralnej, raport z wykonanego zadania</w:t>
             </w:r>
           </w:p>
         </w:tc>
@@ -4393,6 +4402,7 @@
                 <w:i w:val="0"/>
                 <w:sz w:val="22"/>
               </w:rPr>
+              <w:t>K_U20</w:t>
             </w:r>
           </w:p>
         </w:tc>
@@ -4430,7 +4440,7 @@
                 <w:i w:val="0"/>
                 <w:sz w:val="22"/>
               </w:rPr>
-              <w:t>ocena pracy podczas ćwiczenia; prezentacja elementu zespołowej pracy semestralnej; raport z wykonanego zadania</w:t>
+              <w:t>ocena pracy podczas ćwiczenia, prezentacja elementu zespołowej pracy semestralnej, raport z wykonanego zadania</w:t>
             </w:r>
           </w:p>
         </w:tc>
@@ -4451,6 +4461,7 @@
                 <w:i w:val="0"/>
                 <w:sz w:val="22"/>
               </w:rPr>
+              <w:t>K_U20</w:t>
             </w:r>
           </w:p>
         </w:tc>
@@ -4488,7 +4499,7 @@
                 <w:i w:val="0"/>
                 <w:sz w:val="22"/>
               </w:rPr>
-              <w:t>ocena pracy podczas ćwiczenia; prezentacja elementu zespołowej pracy semestralnej; raport z wykonanego zadania</w:t>
+              <w:t>ocena pracy podczas ćwiczenia, prezentacja elementu zespołowej pracy semestralnej, raport z wykonanego zadania</w:t>
             </w:r>
           </w:p>
         </w:tc>
@@ -4509,6 +4520,7 @@
                 <w:i w:val="0"/>
                 <w:sz w:val="22"/>
               </w:rPr>
+              <w:t>K_U09</w:t>
             </w:r>
           </w:p>
         </w:tc>
@@ -4546,7 +4558,7 @@
                 <w:i w:val="0"/>
                 <w:sz w:val="22"/>
               </w:rPr>
-              <w:t>ocena pracy podczas ćwiczenia; prezentacja elementu zespołowej pracy semestralnej; raport z wykonanego zadania</w:t>
+              <w:t>ocena pracy podczas ćwiczenia, prezentacja elementu zespołowej pracy semestralnej, raport z wykonanego zadania</w:t>
             </w:r>
           </w:p>
         </w:tc>
@@ -4567,6 +4579,7 @@
                 <w:i w:val="0"/>
                 <w:sz w:val="22"/>
               </w:rPr>
+              <w:t>K_U13</w:t>
             </w:r>
           </w:p>
         </w:tc>
@@ -4604,7 +4617,7 @@
                 <w:i w:val="0"/>
                 <w:sz w:val="22"/>
               </w:rPr>
-              <w:t>ocena pracy podczas ćwiczenia; prezentacja elementu zespołowej pracy semestralnej; raport z wykonanego zadania</w:t>
+              <w:t>ocena pracy podczas ćwiczenia, prezentacja elementu zespołowej pracy semestralnej, raport z wykonanego zadania</w:t>
             </w:r>
           </w:p>
         </w:tc>
@@ -4625,6 +4638,7 @@
                 <w:i w:val="0"/>
                 <w:sz w:val="22"/>
               </w:rPr>
+              <w:t>K_U15</w:t>
             </w:r>
           </w:p>
         </w:tc>
@@ -4662,7 +4676,7 @@
                 <w:i w:val="0"/>
                 <w:sz w:val="22"/>
               </w:rPr>
-              <w:t>ocena pracy podczas ćwiczenia; prezentacja elementu zespołowej pracy semestralnej; raport z wykonanego zadania</w:t>
+              <w:t>ocena pracy podczas ćwiczenia, prezentacja elementu zespołowej pracy semestralnej, raport z wykonanego zadania</w:t>
             </w:r>
           </w:p>
         </w:tc>
@@ -4683,6 +4697,7 @@
                 <w:i w:val="0"/>
                 <w:sz w:val="22"/>
               </w:rPr>
+              <w:t>K_U19</w:t>
             </w:r>
           </w:p>
         </w:tc>
@@ -4720,7 +4735,7 @@
                 <w:i w:val="0"/>
                 <w:sz w:val="22"/>
               </w:rPr>
-              <w:t>ocena pracy podczas ćwiczenia; prezentacja elementu zespołowej pracy semestralnej; raport z wykonanego zadania</w:t>
+              <w:t>ocena pracy podczas ćwiczenia, prezentacja elementu zespołowej pracy semestralnej, raport z wykonanego zadania</w:t>
             </w:r>
           </w:p>
         </w:tc>
@@ -4741,6 +4756,7 @@
                 <w:i w:val="0"/>
                 <w:sz w:val="22"/>
               </w:rPr>
+              <w:t>K_U16</w:t>
             </w:r>
           </w:p>
         </w:tc>
@@ -4778,7 +4794,7 @@
                 <w:i w:val="0"/>
                 <w:sz w:val="22"/>
               </w:rPr>
-              <w:t>ocena pracy podczas ćwiczenia; prezentacja elementu zespołowej pracy semestralnej; raport z wykonanego zadania</w:t>
+              <w:t>ocena pracy podczas ćwiczenia, prezentacja elementu zespołowej pracy semestralnej, raport z wykonanego zadania</w:t>
             </w:r>
           </w:p>
         </w:tc>
@@ -4799,6 +4815,7 @@
                 <w:i w:val="0"/>
                 <w:sz w:val="22"/>
               </w:rPr>
+              <w:t>K_U16</w:t>
             </w:r>
           </w:p>
         </w:tc>
@@ -4836,7 +4853,7 @@
                 <w:i w:val="0"/>
                 <w:sz w:val="22"/>
               </w:rPr>
-              <w:t>ocena pracy podczas ćwiczenia; prezentacja elementu zespołowej pracy semestralnej; raport z wykonanego zadania</w:t>
+              <w:t>ocena pracy podczas ćwiczenia, prezentacja elementu zespołowej pracy semestralnej, raport z wykonanego zadania</w:t>
             </w:r>
           </w:p>
         </w:tc>
@@ -4857,6 +4874,7 @@
                 <w:i w:val="0"/>
                 <w:sz w:val="22"/>
               </w:rPr>
+              <w:t>K_U18</w:t>
             </w:r>
           </w:p>
         </w:tc>
@@ -4894,7 +4912,7 @@
                 <w:i w:val="0"/>
                 <w:sz w:val="22"/>
               </w:rPr>
-              <w:t>ocena pracy podczas ćwiczenia; prezentacja elementu zespołowej pracy semestralnej; raport z wykonanego zadania</w:t>
+              <w:t>ocena pracy podczas ćwiczenia, prezentacja elementu zespołowej pracy semestralnej, raport z wykonanego zadania</w:t>
             </w:r>
           </w:p>
         </w:tc>
@@ -4915,6 +4933,7 @@
                 <w:i w:val="0"/>
                 <w:sz w:val="22"/>
               </w:rPr>
+              <w:t>K_U19</w:t>
             </w:r>
           </w:p>
         </w:tc>
@@ -4952,7 +4971,7 @@
                 <w:i w:val="0"/>
                 <w:sz w:val="22"/>
               </w:rPr>
-              <w:t>ocena pracy podczas ćwiczenia; prezentacja elementu zespołowej pracy semestralnej; raport z wykonanego zadania</w:t>
+              <w:t>ocena pracy podczas ćwiczenia, prezentacja elementu zespołowej pracy semestralnej, raport z wykonanego zadania</w:t>
             </w:r>
           </w:p>
         </w:tc>
@@ -4973,6 +4992,7 @@
                 <w:i w:val="0"/>
                 <w:sz w:val="22"/>
               </w:rPr>
+              <w:t>K_U19</w:t>
             </w:r>
           </w:p>
         </w:tc>
@@ -5010,7 +5030,7 @@
                 <w:i w:val="0"/>
                 <w:sz w:val="22"/>
               </w:rPr>
-              <w:t>ocena pracy podczas ćwiczenia; prezentacja elementu zespołowej pracy semestralnej; raport z wykonanego zadania</w:t>
+              <w:t>ocena pracy podczas ćwiczenia, prezentacja elementu zespołowej pracy semestralnej, raport z wykonanego zadania</w:t>
             </w:r>
           </w:p>
         </w:tc>
@@ -5031,6 +5051,7 @@
                 <w:i w:val="0"/>
                 <w:sz w:val="22"/>
               </w:rPr>
+              <w:t>K_U19</w:t>
             </w:r>
           </w:p>
         </w:tc>
@@ -5068,7 +5089,7 @@
                 <w:i w:val="0"/>
                 <w:sz w:val="22"/>
               </w:rPr>
-              <w:t>ocena pracy podczas ćwiczenia; prezentacja elementu zespołowej pracy semestralnej; raport z wykonanego zadania</w:t>
+              <w:t>ocena pracy podczas ćwiczenia, prezentacja elementu zespołowej pracy semestralnej, raport z wykonanego zadania</w:t>
             </w:r>
           </w:p>
         </w:tc>
@@ -5089,6 +5110,7 @@
                 <w:i w:val="0"/>
                 <w:sz w:val="22"/>
               </w:rPr>
+              <w:t>K_U20</w:t>
             </w:r>
           </w:p>
         </w:tc>
@@ -5126,7 +5148,7 @@
                 <w:i w:val="0"/>
                 <w:sz w:val="22"/>
               </w:rPr>
-              <w:t>ocena pracy podczas ćwiczenia; prezentacja elementu zespołowej pracy semestralnej; raport z wykonanego zadania</w:t>
+              <w:t>ocena pracy podczas ćwiczenia, prezentacja elementu zespołowej pracy semestralnej, raport z wykonanego zadania</w:t>
             </w:r>
           </w:p>
         </w:tc>
@@ -5147,6 +5169,7 @@
                 <w:i w:val="0"/>
                 <w:sz w:val="22"/>
               </w:rPr>
+              <w:t>K_U21</w:t>
             </w:r>
           </w:p>
         </w:tc>
@@ -5184,7 +5207,7 @@
                 <w:i w:val="0"/>
                 <w:sz w:val="22"/>
               </w:rPr>
-              <w:t>ocena pracy podczas ćwiczenia; prezentacja elementu zespołowej pracy semestralnej; raport z wykonanego zadania</w:t>
+              <w:t>ocena pracy podczas ćwiczenia, prezentacja elementu zespołowej pracy semestralnej, raport z wykonanego zadania</w:t>
             </w:r>
           </w:p>
         </w:tc>
@@ -5205,6 +5228,7 @@
                 <w:i w:val="0"/>
                 <w:sz w:val="22"/>
               </w:rPr>
+              <w:t>K_U22</w:t>
             </w:r>
           </w:p>
         </w:tc>
@@ -5242,7 +5266,7 @@
                 <w:i w:val="0"/>
                 <w:sz w:val="22"/>
               </w:rPr>
-              <w:t>ocena pracy podczas ćwiczenia; prezentacja elementu zespołowej pracy semestralnej; raport z wykonanego zadania</w:t>
+              <w:t>ocena pracy podczas ćwiczenia, prezentacja elementu zespołowej pracy semestralnej, raport z wykonanego zadania</w:t>
             </w:r>
           </w:p>
         </w:tc>
@@ -5263,6 +5287,7 @@
                 <w:i w:val="0"/>
                 <w:sz w:val="22"/>
               </w:rPr>
+              <w:t>K_U24</w:t>
             </w:r>
           </w:p>
         </w:tc>
@@ -5300,7 +5325,7 @@
                 <w:i w:val="0"/>
                 <w:sz w:val="22"/>
               </w:rPr>
-              <w:t>ocena pracy podczas ćwiczenia; prezentacja elementu zespołowej pracy semestralnej; raport z wykonanego zadania</w:t>
+              <w:t>ocena pracy podczas ćwiczenia, prezentacja elementu zespołowej pracy semestralnej, raport z wykonanego zadania</w:t>
             </w:r>
           </w:p>
         </w:tc>
@@ -5321,6 +5346,7 @@
                 <w:i w:val="0"/>
                 <w:sz w:val="22"/>
               </w:rPr>
+              <w:t>K_U25</w:t>
             </w:r>
           </w:p>
         </w:tc>
@@ -5358,7 +5384,7 @@
                 <w:i w:val="0"/>
                 <w:sz w:val="22"/>
               </w:rPr>
-              <w:t>ocena pracy podczas ćwiczenia; prezentacja elementu zespołowej pracy semestralnej; raport z wykonanego zadania</w:t>
+              <w:t>ocena pracy podczas ćwiczenia, prezentacja elementu zespołowej pracy semestralnej, raport z wykonanego zadania</w:t>
             </w:r>
           </w:p>
         </w:tc>
@@ -5379,6 +5405,7 @@
                 <w:i w:val="0"/>
                 <w:sz w:val="22"/>
               </w:rPr>
+              <w:t>K_U26</w:t>
             </w:r>
           </w:p>
         </w:tc>
@@ -5416,7 +5443,7 @@
                 <w:i w:val="0"/>
                 <w:sz w:val="22"/>
               </w:rPr>
-              <w:t>ocena pracy podczas ćwiczenia; prezentacja elementu zespołowej pracy semestralnej; raport z wykonanego zadania</w:t>
+              <w:t>ocena pracy podczas ćwiczenia, prezentacja elementu zespołowej pracy semestralnej, raport z wykonanego zadania</w:t>
             </w:r>
           </w:p>
         </w:tc>
@@ -5437,6 +5464,7 @@
                 <w:i w:val="0"/>
                 <w:sz w:val="22"/>
               </w:rPr>
+              <w:t>K_U27</w:t>
             </w:r>
           </w:p>
         </w:tc>
@@ -5474,7 +5502,7 @@
                 <w:i w:val="0"/>
                 <w:sz w:val="22"/>
               </w:rPr>
-              <w:t>ocena pracy podczas ćwiczenia; prezentacja elementu zespołowej pracy semestralnej; raport z wykonanego zadania</w:t>
+              <w:t>ocena pracy podczas ćwiczenia, prezentacja elementu zespołowej pracy semestralnej, raport z wykonanego zadania</w:t>
             </w:r>
           </w:p>
         </w:tc>
@@ -5495,6 +5523,7 @@
                 <w:i w:val="0"/>
                 <w:sz w:val="22"/>
               </w:rPr>
+              <w:t>K_U27</w:t>
             </w:r>
           </w:p>
         </w:tc>
@@ -5532,7 +5561,7 @@
                 <w:i w:val="0"/>
                 <w:sz w:val="22"/>
               </w:rPr>
-              <w:t>ocena pracy podczas ćwiczenia; prezentacja elementu zespołowej pracy semestralnej; raport z wykonanego zadania</w:t>
+              <w:t>ocena pracy podczas ćwiczenia, prezentacja elementu zespołowej pracy semestralnej, raport z wykonanego zadania</w:t>
             </w:r>
           </w:p>
         </w:tc>
@@ -5658,6 +5687,7 @@
                 <w:i w:val="0"/>
                 <w:sz w:val="22"/>
               </w:rPr>
+              <w:t>K_K05</w:t>
             </w:r>
           </w:p>
         </w:tc>
@@ -5695,7 +5725,7 @@
                 <w:i w:val="0"/>
                 <w:sz w:val="22"/>
               </w:rPr>
-              <w:t>ocena pracy podczas ćwiczenia; prezentacja elementu zespołowej pracy semestralnej; raport z wykonanego zadania</w:t>
+              <w:t>ocena pracy podczas ćwiczenia, prezentacja elementu zespołowej pracy semestralnej, raport z wykonanego zadania</w:t>
             </w:r>
           </w:p>
         </w:tc>
@@ -5716,6 +5746,7 @@
                 <w:i w:val="0"/>
                 <w:sz w:val="22"/>
               </w:rPr>
+              <w:t>K_K04</w:t>
             </w:r>
           </w:p>
         </w:tc>
@@ -5753,7 +5784,7 @@
                 <w:i w:val="0"/>
                 <w:sz w:val="22"/>
               </w:rPr>
-              <w:t>ocena pracy podczas ćwiczenia; prezentacja elementu zespołowej pracy semestralnej; raport z wykonanego zadania</w:t>
+              <w:t>ocena pracy podczas ćwiczenia, prezentacja elementu zespołowej pracy semestralnej, raport z wykonanego zadania</w:t>
             </w:r>
           </w:p>
         </w:tc>
@@ -5774,6 +5805,7 @@
                 <w:i w:val="0"/>
                 <w:sz w:val="22"/>
               </w:rPr>
+              <w:t>K_K04</w:t>
             </w:r>
           </w:p>
         </w:tc>
@@ -5811,7 +5843,7 @@
                 <w:i w:val="0"/>
                 <w:sz w:val="22"/>
               </w:rPr>
-              <w:t>ocena pracy podczas ćwiczenia; prezentacja elementu zespołowej pracy semestralnej; raport z wykonanego zadania</w:t>
+              <w:t>ocena pracy podczas ćwiczenia, prezentacja elementu zespołowej pracy semestralnej, raport z wykonanego zadania</w:t>
             </w:r>
           </w:p>
         </w:tc>
@@ -5832,6 +5864,7 @@
                 <w:i w:val="0"/>
                 <w:sz w:val="22"/>
               </w:rPr>
+              <w:t>K_K05</w:t>
             </w:r>
           </w:p>
         </w:tc>
@@ -5869,7 +5902,7 @@
                 <w:i w:val="0"/>
                 <w:sz w:val="22"/>
               </w:rPr>
-              <w:t>ocena pracy podczas ćwiczenia; prezentacja elementu zespołowej pracy semestralnej; raport z wykonanego zadania</w:t>
+              <w:t>ocena pracy podczas ćwiczenia, prezentacja elementu zespołowej pracy semestralnej, raport z wykonanego zadania</w:t>
             </w:r>
           </w:p>
         </w:tc>
@@ -5890,6 +5923,7 @@
                 <w:i w:val="0"/>
                 <w:sz w:val="22"/>
               </w:rPr>
+              <w:t>K_K06</w:t>
             </w:r>
           </w:p>
         </w:tc>
@@ -5927,7 +5961,7 @@
                 <w:i w:val="0"/>
                 <w:sz w:val="22"/>
               </w:rPr>
-              <w:t>ocena pracy podczas ćwiczenia; prezentacja elementu zespołowej pracy semestralnej; raport z wykonanego zadania</w:t>
+              <w:t>ocena pracy podczas ćwiczenia, prezentacja elementu zespołowej pracy semestralnej, raport z wykonanego zadania</w:t>
             </w:r>
           </w:p>
         </w:tc>
@@ -5948,6 +5982,7 @@
                 <w:i w:val="0"/>
                 <w:sz w:val="22"/>
               </w:rPr>
+              <w:t>K_K05</w:t>
             </w:r>
           </w:p>
         </w:tc>
@@ -5985,7 +6020,7 @@
                 <w:i w:val="0"/>
                 <w:sz w:val="22"/>
               </w:rPr>
-              <w:t>ocena pracy podczas ćwiczenia; prezentacja elementu zespołowej pracy semestralnej; raport z wykonanego zadania</w:t>
+              <w:t>ocena pracy podczas ćwiczenia, prezentacja elementu zespołowej pracy semestralnej, raport z wykonanego zadania</w:t>
             </w:r>
           </w:p>
         </w:tc>
@@ -6006,6 +6041,7 @@
                 <w:i w:val="0"/>
                 <w:sz w:val="22"/>
               </w:rPr>
+              <w:t>K_K07</w:t>
             </w:r>
           </w:p>
         </w:tc>
@@ -6043,7 +6079,7 @@
                 <w:i w:val="0"/>
                 <w:sz w:val="22"/>
               </w:rPr>
-              <w:t>ocena pracy podczas ćwiczenia; prezentacja elementu zespołowej pracy semestralnej; raport z wykonanego zadania</w:t>
+              <w:t>ocena pracy podczas ćwiczenia, prezentacja elementu zespołowej pracy semestralnej, raport z wykonanego zadania</w:t>
             </w:r>
           </w:p>
         </w:tc>
@@ -6064,6 +6100,7 @@
                 <w:i w:val="0"/>
                 <w:sz w:val="22"/>
               </w:rPr>
+              <w:t>K_K08</w:t>
             </w:r>
           </w:p>
         </w:tc>
@@ -6101,7 +6138,7 @@
                 <w:i w:val="0"/>
                 <w:sz w:val="22"/>
               </w:rPr>
-              <w:t>ocena pracy podczas ćwiczenia; prezentacja elementu zespołowej pracy semestralnej; raport z wykonanego zadania</w:t>
+              <w:t>ocena pracy podczas ćwiczenia, prezentacja elementu zespołowej pracy semestralnej, raport z wykonanego zadania</w:t>
             </w:r>
           </w:p>
         </w:tc>

--- a/public/assets/files/niestacjonarne/PRZ1.docx
+++ b/public/assets/files/niestacjonarne/PRZ1.docx
@@ -1935,14 +1935,13 @@
       </w:tblPr>
       <w:tblGrid>
         <w:gridCol w:w="680"/>
-        <w:gridCol w:w="4536"/>
-        <w:gridCol w:w="4252"/>
+        <w:gridCol w:w="8788"/>
       </w:tblGrid>
       <w:tr>
         <w:tc>
           <w:tcPr>
             <w:tcW w:type="dxa" w:w="9468"/>
-            <w:gridSpan w:val="3"/>
+            <w:gridSpan w:val="2"/>
             <w:shd w:val="clear" w:color="auto" w:fill="D9D9D9"/>
           </w:tcPr>
           <w:p>
@@ -1984,7 +1983,7 @@
         </w:tc>
         <w:tc>
           <w:tcPr>
-            <w:tcW w:type="dxa" w:w="4536"/>
+            <w:tcW w:type="dxa" w:w="8788"/>
             <w:shd w:val="clear" w:color="auto" w:fill="D9D9D9"/>
           </w:tcPr>
           <w:p>
@@ -1998,27 +1997,7 @@
                 <w:i w:val="0"/>
                 <w:sz w:val="16"/>
               </w:rPr>
-              <w:t>Wykład</w:t>
-            </w:r>
-          </w:p>
-        </w:tc>
-        <w:tc>
-          <w:tcPr>
-            <w:tcW w:type="dxa" w:w="4252"/>
-            <w:shd w:val="clear" w:color="auto" w:fill="D9D9D9"/>
-          </w:tcPr>
-          <w:p>
-            <w:pPr>
-              <w:spacing w:before="20" w:after="20"/>
-            </w:pPr>
-            <w:r>
-              <w:rPr>
-                <w:rFonts w:ascii="Aptos" w:hAnsi="Aptos"/>
-                <w:b/>
-                <w:i w:val="0"/>
-                <w:sz w:val="16"/>
-              </w:rPr>
-              <w:t>Ćwiczenia / Laboratorium / Pracownia</w:t>
+              <w:t>Treści programowe</w:t>
             </w:r>
           </w:p>
         </w:tc>
@@ -2045,7 +2024,7 @@
         </w:tc>
         <w:tc>
           <w:tcPr>
-            <w:tcW w:type="dxa" w:w="4536"/>
+            <w:tcW w:type="dxa" w:w="8788"/>
           </w:tcPr>
           <w:p>
             <w:pPr>
@@ -2059,24 +2038,6 @@
                 <w:sz w:val="22"/>
               </w:rPr>
               <w:t>Wprowadzenie. Zasady prowadzenia i oceniania projektu zespołowego; program, wymagania i organizacja dyplomowego projektu inżynierskiego w PJATK; udziałowcy projektu i ich role; zasady realizacji i zaliczenia przedmiotu. Podział na grupy projektowe, przykładowe projekty zespołowe; wybór tematów; analiza problemu i jego kontekstu; praca z Klientem; przygotowanie Dokumentu Założeń Wstępnych (DZW)</w:t>
-            </w:r>
-          </w:p>
-        </w:tc>
-        <w:tc>
-          <w:tcPr>
-            <w:tcW w:type="dxa" w:w="4252"/>
-          </w:tcPr>
-          <w:p>
-            <w:pPr>
-              <w:spacing w:before="20" w:after="20"/>
-            </w:pPr>
-            <w:r>
-              <w:rPr>
-                <w:rFonts w:ascii="Aptos" w:hAnsi="Aptos"/>
-                <w:b w:val="0"/>
-                <w:i w:val="0"/>
-                <w:sz w:val="22"/>
-              </w:rPr>
             </w:r>
           </w:p>
         </w:tc>
@@ -2103,7 +2064,7 @@
         </w:tc>
         <w:tc>
           <w:tcPr>
-            <w:tcW w:type="dxa" w:w="4536"/>
+            <w:tcW w:type="dxa" w:w="8788"/>
           </w:tcPr>
           <w:p>
             <w:pPr>
@@ -2117,24 +2078,6 @@
                 <w:sz w:val="22"/>
               </w:rPr>
               <w:t>Realizacja projektów o specyfice stricte programistycznej. Dobór strategii realizacji projektu. Organizacja zespołu i infrastruktura projektu. Artefakty projektowe. Planowanie projektu; określenie celów i zakresu projektu, infrastruktury, dyskusja i dobór strategii realizacji. Praca z Klientem. Analiza rozwiązań konkurencyjnych i dróg alternatywnych. Opracowanie raportu</w:t>
-            </w:r>
-          </w:p>
-        </w:tc>
-        <w:tc>
-          <w:tcPr>
-            <w:tcW w:type="dxa" w:w="4252"/>
-          </w:tcPr>
-          <w:p>
-            <w:pPr>
-              <w:spacing w:before="20" w:after="20"/>
-            </w:pPr>
-            <w:r>
-              <w:rPr>
-                <w:rFonts w:ascii="Aptos" w:hAnsi="Aptos"/>
-                <w:b w:val="0"/>
-                <w:i w:val="0"/>
-                <w:sz w:val="22"/>
-              </w:rPr>
             </w:r>
           </w:p>
         </w:tc>
@@ -2161,7 +2104,7 @@
         </w:tc>
         <w:tc>
           <w:tcPr>
-            <w:tcW w:type="dxa" w:w="4536"/>
+            <w:tcW w:type="dxa" w:w="8788"/>
           </w:tcPr>
           <w:p>
             <w:pPr>
@@ -2175,24 +2118,6 @@
                 <w:sz w:val="22"/>
               </w:rPr>
               <w:t>Realizacja projektów ujmujących rozbudowany komponent sprzętowy. Strategie w projektach sprzętowo-programowych. Przydział ról i związanych z tym obowiązków, ustalenie harmonogramu działań projektowych. Infrastruktura komunikacyjna i dokumentacyjna; zasady raportowania i nadzoru jakości. Przygotowanie Wstępnego Planu Projektu (WPP)</w:t>
-            </w:r>
-          </w:p>
-        </w:tc>
-        <w:tc>
-          <w:tcPr>
-            <w:tcW w:type="dxa" w:w="4252"/>
-          </w:tcPr>
-          <w:p>
-            <w:pPr>
-              <w:spacing w:before="20" w:after="20"/>
-            </w:pPr>
-            <w:r>
-              <w:rPr>
-                <w:rFonts w:ascii="Aptos" w:hAnsi="Aptos"/>
-                <w:b w:val="0"/>
-                <w:i w:val="0"/>
-                <w:sz w:val="22"/>
-              </w:rPr>
             </w:r>
           </w:p>
         </w:tc>
@@ -2219,7 +2144,7 @@
         </w:tc>
         <w:tc>
           <w:tcPr>
-            <w:tcW w:type="dxa" w:w="4536"/>
+            <w:tcW w:type="dxa" w:w="8788"/>
           </w:tcPr>
           <w:p>
             <w:pPr>
@@ -2233,24 +2158,6 @@
                 <w:sz w:val="22"/>
               </w:rPr>
               <w:t>Kontrola jakości. Poziomy testowania; projektowanie i dokumentowanie scenariuszy testowych; wzorce. Dokumentowanie i raportowanie testów; szablony. Dyskusja Wstępnego Planu Projektu (WPP).</w:t>
-            </w:r>
-          </w:p>
-        </w:tc>
-        <w:tc>
-          <w:tcPr>
-            <w:tcW w:type="dxa" w:w="4252"/>
-          </w:tcPr>
-          <w:p>
-            <w:pPr>
-              <w:spacing w:before="20" w:after="20"/>
-            </w:pPr>
-            <w:r>
-              <w:rPr>
-                <w:rFonts w:ascii="Aptos" w:hAnsi="Aptos"/>
-                <w:b w:val="0"/>
-                <w:i w:val="0"/>
-                <w:sz w:val="22"/>
-              </w:rPr>
             </w:r>
           </w:p>
         </w:tc>
@@ -2277,7 +2184,7 @@
         </w:tc>
         <w:tc>
           <w:tcPr>
-            <w:tcW w:type="dxa" w:w="4536"/>
+            <w:tcW w:type="dxa" w:w="8788"/>
           </w:tcPr>
           <w:p>
             <w:pPr>
@@ -2291,24 +2198,6 @@
                 <w:sz w:val="22"/>
               </w:rPr>
               <w:t>Dalsze kroki zależą od przyjętej metodyki prac and wydaniem; poniżej przedstawiono dla obiektowego podejścia wg metodyki kaskadowej</w:t>
-            </w:r>
-          </w:p>
-        </w:tc>
-        <w:tc>
-          <w:tcPr>
-            <w:tcW w:type="dxa" w:w="4252"/>
-          </w:tcPr>
-          <w:p>
-            <w:pPr>
-              <w:spacing w:before="20" w:after="20"/>
-            </w:pPr>
-            <w:r>
-              <w:rPr>
-                <w:rFonts w:ascii="Aptos" w:hAnsi="Aptos"/>
-                <w:b w:val="0"/>
-                <w:i w:val="0"/>
-                <w:sz w:val="22"/>
-              </w:rPr>
             </w:r>
           </w:p>
         </w:tc>
@@ -2335,7 +2224,7 @@
         </w:tc>
         <w:tc>
           <w:tcPr>
-            <w:tcW w:type="dxa" w:w="4536"/>
+            <w:tcW w:type="dxa" w:w="8788"/>
           </w:tcPr>
           <w:p>
             <w:pPr>
@@ -2349,24 +2238,6 @@
                 <w:sz w:val="22"/>
               </w:rPr>
               <w:t>Analiza wymagań; praca z Klientem. Analiza i specyfikacja wymagań; przygotowanie dokumentu SWS. Kontrola postępów prac</w:t>
-            </w:r>
-          </w:p>
-        </w:tc>
-        <w:tc>
-          <w:tcPr>
-            <w:tcW w:type="dxa" w:w="4252"/>
-          </w:tcPr>
-          <w:p>
-            <w:pPr>
-              <w:spacing w:before="20" w:after="20"/>
-            </w:pPr>
-            <w:r>
-              <w:rPr>
-                <w:rFonts w:ascii="Aptos" w:hAnsi="Aptos"/>
-                <w:b w:val="0"/>
-                <w:i w:val="0"/>
-                <w:sz w:val="22"/>
-              </w:rPr>
             </w:r>
           </w:p>
         </w:tc>
@@ -2393,7 +2264,7 @@
         </w:tc>
         <w:tc>
           <w:tcPr>
-            <w:tcW w:type="dxa" w:w="4536"/>
+            <w:tcW w:type="dxa" w:w="8788"/>
           </w:tcPr>
           <w:p>
             <w:pPr>
@@ -2407,24 +2278,6 @@
                 <w:sz w:val="22"/>
               </w:rPr>
               <w:t>Zagadnienia finalizacji projektu; raport końcowy projektu; nakład pracy i wkład własny w pracę zespołu. Przygotowanie dokumentu SWS i PU; Aspekty własności intelektualnej w projektach dyplomowych. Projektowanie aplikacji – projekt logiczny; diagram klas; podejmowane decyzje projektowe – dokumentacja. Kontrola postępów prac Redagowanie książki projektowej. Style, przypisy, odwołania, praca z literaturą. Projektowanie szczegółowe; przygotowanie środowiska implementacji i implementacja modułów I wydania; projekt interfejsu i bazy danych. Kontrola postępów prac</w:t>
-            </w:r>
-          </w:p>
-        </w:tc>
-        <w:tc>
-          <w:tcPr>
-            <w:tcW w:type="dxa" w:w="4252"/>
-          </w:tcPr>
-          <w:p>
-            <w:pPr>
-              <w:spacing w:before="20" w:after="20"/>
-            </w:pPr>
-            <w:r>
-              <w:rPr>
-                <w:rFonts w:ascii="Aptos" w:hAnsi="Aptos"/>
-                <w:b w:val="0"/>
-                <w:i w:val="0"/>
-                <w:sz w:val="22"/>
-              </w:rPr>
             </w:r>
           </w:p>
         </w:tc>
@@ -2451,7 +2304,7 @@
         </w:tc>
         <w:tc>
           <w:tcPr>
-            <w:tcW w:type="dxa" w:w="4536"/>
+            <w:tcW w:type="dxa" w:w="8788"/>
           </w:tcPr>
           <w:p>
             <w:pPr>
@@ -2465,24 +2318,6 @@
                 <w:sz w:val="22"/>
               </w:rPr>
               <w:t>Typowe problemy i błędy w projektach i książkach dyplomowych. Implementacja modułów projektu; testowanie i walidacja; raportowanie testów; praca z Klientem.</w:t>
-            </w:r>
-          </w:p>
-        </w:tc>
-        <w:tc>
-          <w:tcPr>
-            <w:tcW w:type="dxa" w:w="4252"/>
-          </w:tcPr>
-          <w:p>
-            <w:pPr>
-              <w:spacing w:before="20" w:after="20"/>
-            </w:pPr>
-            <w:r>
-              <w:rPr>
-                <w:rFonts w:ascii="Aptos" w:hAnsi="Aptos"/>
-                <w:b w:val="0"/>
-                <w:i w:val="0"/>
-                <w:sz w:val="22"/>
-              </w:rPr>
             </w:r>
           </w:p>
         </w:tc>
@@ -2509,7 +2344,7 @@
         </w:tc>
         <w:tc>
           <w:tcPr>
-            <w:tcW w:type="dxa" w:w="4536"/>
+            <w:tcW w:type="dxa" w:w="8788"/>
           </w:tcPr>
           <w:p>
             <w:pPr>
@@ -2523,24 +2358,6 @@
                 <w:sz w:val="22"/>
               </w:rPr>
               <w:t>Prezentacja produktu – prototypów komponentów systemowych realizujących tematy prac inż. zespołów projektowych</w:t>
-            </w:r>
-          </w:p>
-        </w:tc>
-        <w:tc>
-          <w:tcPr>
-            <w:tcW w:type="dxa" w:w="4252"/>
-          </w:tcPr>
-          <w:p>
-            <w:pPr>
-              <w:spacing w:before="20" w:after="20"/>
-            </w:pPr>
-            <w:r>
-              <w:rPr>
-                <w:rFonts w:ascii="Aptos" w:hAnsi="Aptos"/>
-                <w:b w:val="0"/>
-                <w:i w:val="0"/>
-                <w:sz w:val="22"/>
-              </w:rPr>
             </w:r>
           </w:p>
         </w:tc>
